--- a/src/templates/businessClearance.docx
+++ b/src/templates/businessClearance.docx
@@ -15,70 +15,31 @@
       <w:r>
         <w:rPr>
           <w:noProof/>
-          <w:lang w:eastAsia="en-GB"/>
         </w:rPr>
-        <w:drawing>
-          <wp:anchor distT="0" distB="0" distL="114300" distR="114300" simplePos="0" relativeHeight="251673600" behindDoc="0" locked="0" layoutInCell="1" allowOverlap="1" wp14:anchorId="1FB87D0D" wp14:editId="03A20D67">
-            <wp:simplePos x="0" y="0"/>
-            <wp:positionH relativeFrom="margin">
-              <wp:posOffset>18471</wp:posOffset>
-            </wp:positionH>
-            <wp:positionV relativeFrom="margin">
-              <wp:posOffset>-401955</wp:posOffset>
-            </wp:positionV>
-            <wp:extent cx="1288415" cy="1288415"/>
-            <wp:effectExtent l="0" t="0" r="6985" b="6985"/>
-            <wp:wrapNone/>
-            <wp:docPr id="4" name="Picture 4" descr="C:\Users\kobe_work\AppData\Local\Microsoft\Windows\INetCache\Content.Word\logo.png"/>
-            <wp:cNvGraphicFramePr>
-              <a:graphicFrameLocks xmlns:a="http://schemas.openxmlformats.org/drawingml/2006/main" noChangeAspect="1"/>
-            </wp:cNvGraphicFramePr>
-            <a:graphic xmlns:a="http://schemas.openxmlformats.org/drawingml/2006/main">
-              <a:graphicData uri="http://schemas.openxmlformats.org/drawingml/2006/picture">
-                <pic:pic xmlns:pic="http://schemas.openxmlformats.org/drawingml/2006/picture">
-                  <pic:nvPicPr>
-                    <pic:cNvPr id="0" name="Picture 4" descr="C:\Users\kobe_work\AppData\Local\Microsoft\Windows\INetCache\Content.Word\logo.png"/>
-                    <pic:cNvPicPr>
-                      <a:picLocks noChangeAspect="1" noChangeArrowheads="1"/>
-                    </pic:cNvPicPr>
-                  </pic:nvPicPr>
-                  <pic:blipFill>
-                    <a:blip r:embed="rId6" cstate="print">
-                      <a:extLst>
-                        <a:ext uri="{28A0092B-C50C-407E-A947-70E740481C1C}">
-                          <a14:useLocalDpi xmlns:a14="http://schemas.microsoft.com/office/drawing/2010/main" val="0"/>
-                        </a:ext>
-                      </a:extLst>
-                    </a:blip>
-                    <a:srcRect/>
-                    <a:stretch>
-                      <a:fillRect/>
-                    </a:stretch>
-                  </pic:blipFill>
-                  <pic:spPr bwMode="auto">
-                    <a:xfrm>
-                      <a:off x="0" y="0"/>
-                      <a:ext cx="1288415" cy="1288415"/>
-                    </a:xfrm>
-                    <a:prstGeom prst="rect">
-                      <a:avLst/>
-                    </a:prstGeom>
-                    <a:noFill/>
-                    <a:ln>
-                      <a:noFill/>
-                    </a:ln>
-                  </pic:spPr>
-                </pic:pic>
-              </a:graphicData>
-            </a:graphic>
-            <wp14:sizeRelH relativeFrom="page">
-              <wp14:pctWidth>0</wp14:pctWidth>
-            </wp14:sizeRelH>
-            <wp14:sizeRelV relativeFrom="page">
-              <wp14:pctHeight>0</wp14:pctHeight>
-            </wp14:sizeRelV>
-          </wp:anchor>
-        </w:drawing>
+        <w:pict>
+          <v:shapetype id="_x0000_t75" coordsize="21600,21600" o:spt="75" o:preferrelative="t" path="m@4@5l@4@11@9@11@9@5xe" filled="f" stroked="f">
+            <v:stroke joinstyle="miter"/>
+            <v:formulas>
+              <v:f eqn="if lineDrawn pixelLineWidth 0"/>
+              <v:f eqn="sum @0 1 0"/>
+              <v:f eqn="sum 0 0 @1"/>
+              <v:f eqn="prod @2 1 2"/>
+              <v:f eqn="prod @3 21600 pixelWidth"/>
+              <v:f eqn="prod @3 21600 pixelHeight"/>
+              <v:f eqn="sum @0 0 1"/>
+              <v:f eqn="prod @6 1 2"/>
+              <v:f eqn="prod @7 21600 pixelWidth"/>
+              <v:f eqn="sum @8 21600 0"/>
+              <v:f eqn="prod @7 21600 pixelHeight"/>
+              <v:f eqn="sum @10 21600 0"/>
+            </v:formulas>
+            <v:path o:extrusionok="f" gradientshapeok="t" o:connecttype="rect"/>
+            <o:lock v:ext="edit" aspectratio="t"/>
+          </v:shapetype>
+          <v:shape id="_x0000_s1028" type="#_x0000_t75" style="position:absolute;margin-left:-36pt;margin-top:-48.15pt;width:611.25pt;height:790.4pt;z-index:-251640832;mso-position-horizontal-relative:text;mso-position-vertical-relative:text;mso-width-relative:page;mso-height-relative:page">
+            <v:imagedata r:id="rId6" o:title="bg brgy_pages-to-jpg-0001"/>
+          </v:shape>
+        </w:pict>
       </w:r>
       <w:r>
         <w:rPr>
@@ -86,628 +47,7 @@
           <w:lang w:eastAsia="en-GB"/>
         </w:rPr>
         <w:drawing>
-          <wp:anchor distT="0" distB="0" distL="114300" distR="114300" simplePos="0" relativeHeight="251646976" behindDoc="1" locked="0" layoutInCell="1" allowOverlap="1" wp14:anchorId="313A1A84" wp14:editId="1D1816DE">
-            <wp:simplePos x="0" y="0"/>
-            <wp:positionH relativeFrom="margin">
-              <wp:posOffset>5601970</wp:posOffset>
-            </wp:positionH>
-            <wp:positionV relativeFrom="paragraph">
-              <wp:posOffset>-353857</wp:posOffset>
-            </wp:positionV>
-            <wp:extent cx="1255395" cy="1255395"/>
-            <wp:effectExtent l="0" t="0" r="1905" b="1905"/>
-            <wp:wrapNone/>
-            <wp:docPr id="6" name="Picture 6" descr="C:\Users\kobe_work\AppData\Local\Microsoft\Windows\INetCache\Content.Word\logo.png"/>
-            <wp:cNvGraphicFramePr>
-              <a:graphicFrameLocks xmlns:a="http://schemas.openxmlformats.org/drawingml/2006/main" noChangeAspect="1"/>
-            </wp:cNvGraphicFramePr>
-            <a:graphic xmlns:a="http://schemas.openxmlformats.org/drawingml/2006/main">
-              <a:graphicData uri="http://schemas.openxmlformats.org/drawingml/2006/picture">
-                <pic:pic xmlns:pic="http://schemas.openxmlformats.org/drawingml/2006/picture">
-                  <pic:nvPicPr>
-                    <pic:cNvPr id="0" name="Picture 3" descr="C:\Users\kobe_work\AppData\Local\Microsoft\Windows\INetCache\Content.Word\logo.png"/>
-                    <pic:cNvPicPr>
-                      <a:picLocks noChangeAspect="1" noChangeArrowheads="1"/>
-                    </pic:cNvPicPr>
-                  </pic:nvPicPr>
-                  <pic:blipFill>
-                    <a:blip r:embed="rId7">
-                      <a:extLst>
-                        <a:ext uri="{28A0092B-C50C-407E-A947-70E740481C1C}">
-                          <a14:useLocalDpi xmlns:a14="http://schemas.microsoft.com/office/drawing/2010/main" val="0"/>
-                        </a:ext>
-                      </a:extLst>
-                    </a:blip>
-                    <a:srcRect/>
-                    <a:stretch>
-                      <a:fillRect/>
-                    </a:stretch>
-                  </pic:blipFill>
-                  <pic:spPr bwMode="auto">
-                    <a:xfrm>
-                      <a:off x="0" y="0"/>
-                      <a:ext cx="1255395" cy="1255395"/>
-                    </a:xfrm>
-                    <a:prstGeom prst="rect">
-                      <a:avLst/>
-                    </a:prstGeom>
-                    <a:noFill/>
-                    <a:ln>
-                      <a:noFill/>
-                    </a:ln>
-                  </pic:spPr>
-                </pic:pic>
-              </a:graphicData>
-            </a:graphic>
-            <wp14:sizeRelH relativeFrom="page">
-              <wp14:pctWidth>0</wp14:pctWidth>
-            </wp14:sizeRelH>
-            <wp14:sizeRelV relativeFrom="page">
-              <wp14:pctHeight>0</wp14:pctHeight>
-            </wp14:sizeRelV>
-          </wp:anchor>
-        </w:drawing>
-      </w:r>
-      <w:r>
-        <w:rPr>
-          <w:noProof/>
-          <w:lang w:eastAsia="en-GB"/>
-        </w:rPr>
-        <mc:AlternateContent>
-          <mc:Choice Requires="wps">
-            <w:drawing>
-              <wp:anchor distT="45720" distB="45720" distL="114300" distR="114300" simplePos="0" relativeHeight="251645952" behindDoc="0" locked="0" layoutInCell="1" allowOverlap="1" wp14:anchorId="4031FF1E" wp14:editId="5914EBC7">
-                <wp:simplePos x="0" y="0"/>
-                <wp:positionH relativeFrom="margin">
-                  <wp:posOffset>1284136</wp:posOffset>
-                </wp:positionH>
-                <wp:positionV relativeFrom="paragraph">
-                  <wp:posOffset>-255270</wp:posOffset>
-                </wp:positionV>
-                <wp:extent cx="4298950" cy="1089329"/>
-                <wp:effectExtent l="0" t="0" r="0" b="0"/>
-                <wp:wrapNone/>
-                <wp:docPr id="217" name="Text Box 2"/>
-                <wp:cNvGraphicFramePr>
-                  <a:graphicFrameLocks xmlns:a="http://schemas.openxmlformats.org/drawingml/2006/main"/>
-                </wp:cNvGraphicFramePr>
-                <a:graphic xmlns:a="http://schemas.openxmlformats.org/drawingml/2006/main">
-                  <a:graphicData uri="http://schemas.microsoft.com/office/word/2010/wordprocessingShape">
-                    <wps:wsp>
-                      <wps:cNvSpPr txBox="1">
-                        <a:spLocks noChangeArrowheads="1"/>
-                      </wps:cNvSpPr>
-                      <wps:spPr bwMode="auto">
-                        <a:xfrm>
-                          <a:off x="0" y="0"/>
-                          <a:ext cx="4298950" cy="1089329"/>
-                        </a:xfrm>
-                        <a:prstGeom prst="rect">
-                          <a:avLst/>
-                        </a:prstGeom>
-                        <a:noFill/>
-                        <a:ln w="9525">
-                          <a:noFill/>
-                          <a:miter lim="800000"/>
-                          <a:headEnd/>
-                          <a:tailEnd/>
-                        </a:ln>
-                      </wps:spPr>
-                      <wps:txbx>
-                        <w:txbxContent>
-                          <w:p>
-                            <w:pPr>
-                              <w:spacing w:after="0" w:line="240" w:lineRule="auto"/>
-                              <w:jc w:val="center"/>
-                              <w:rPr>
-                                <w:rFonts w:ascii="Arial" w:eastAsia="Adobe Gothic Std B" w:hAnsi="Arial" w:cs="Arial"/>
-                                <w:color w:val="000000" w:themeColor="text1"/>
-                                <w:sz w:val="24"/>
-                                <w14:shadow w14:blurRad="38100" w14:dist="19050" w14:dir="2700000" w14:sx="100000" w14:sy="100000" w14:kx="0" w14:ky="0" w14:algn="tl">
-                                  <w14:schemeClr w14:val="dk1">
-                                    <w14:alpha w14:val="60000"/>
-                                  </w14:schemeClr>
-                                </w14:shadow>
-                                <w14:textOutline w14:w="0" w14:cap="flat" w14:cmpd="sng" w14:algn="ctr">
-                                  <w14:noFill/>
-                                  <w14:prstDash w14:val="solid"/>
-                                  <w14:round/>
-                                </w14:textOutline>
-                              </w:rPr>
-                            </w:pPr>
-                            <w:r>
-                              <w:rPr>
-                                <w:rFonts w:ascii="Arial" w:eastAsia="Adobe Gothic Std B" w:hAnsi="Arial" w:cs="Arial"/>
-                                <w:color w:val="000000" w:themeColor="text1"/>
-                                <w:sz w:val="24"/>
-                                <w14:shadow w14:blurRad="38100" w14:dist="19050" w14:dir="2700000" w14:sx="100000" w14:sy="100000" w14:kx="0" w14:ky="0" w14:algn="tl">
-                                  <w14:schemeClr w14:val="dk1">
-                                    <w14:alpha w14:val="60000"/>
-                                  </w14:schemeClr>
-                                </w14:shadow>
-                                <w14:textOutline w14:w="0" w14:cap="flat" w14:cmpd="sng" w14:algn="ctr">
-                                  <w14:noFill/>
-                                  <w14:prstDash w14:val="solid"/>
-                                  <w14:round/>
-                                </w14:textOutline>
-                              </w:rPr>
-                              <w:t>Republic of the Philippines</w:t>
-                            </w:r>
-                          </w:p>
-                          <w:p>
-                            <w:pPr>
-                              <w:spacing w:after="0" w:line="240" w:lineRule="auto"/>
-                              <w:jc w:val="center"/>
-                              <w:rPr>
-                                <w:rFonts w:ascii="Arial" w:eastAsia="Adobe Gothic Std B" w:hAnsi="Arial" w:cs="Arial"/>
-                                <w:color w:val="000000" w:themeColor="text1"/>
-                                <w:sz w:val="24"/>
-                                <w14:shadow w14:blurRad="38100" w14:dist="19050" w14:dir="2700000" w14:sx="100000" w14:sy="100000" w14:kx="0" w14:ky="0" w14:algn="tl">
-                                  <w14:schemeClr w14:val="dk1">
-                                    <w14:alpha w14:val="60000"/>
-                                  </w14:schemeClr>
-                                </w14:shadow>
-                                <w14:textOutline w14:w="0" w14:cap="flat" w14:cmpd="sng" w14:algn="ctr">
-                                  <w14:noFill/>
-                                  <w14:prstDash w14:val="solid"/>
-                                  <w14:round/>
-                                </w14:textOutline>
-                              </w:rPr>
-                            </w:pPr>
-                            <w:r>
-                              <w:rPr>
-                                <w:rFonts w:ascii="Arial" w:eastAsia="Adobe Gothic Std B" w:hAnsi="Arial" w:cs="Arial"/>
-                                <w:color w:val="000000" w:themeColor="text1"/>
-                                <w:sz w:val="24"/>
-                                <w14:shadow w14:blurRad="38100" w14:dist="19050" w14:dir="2700000" w14:sx="100000" w14:sy="100000" w14:kx="0" w14:ky="0" w14:algn="tl">
-                                  <w14:schemeClr w14:val="dk1">
-                                    <w14:alpha w14:val="60000"/>
-                                  </w14:schemeClr>
-                                </w14:shadow>
-                                <w14:textOutline w14:w="0" w14:cap="flat" w14:cmpd="sng" w14:algn="ctr">
-                                  <w14:noFill/>
-                                  <w14:prstDash w14:val="solid"/>
-                                  <w14:round/>
-                                </w14:textOutline>
-                              </w:rPr>
-                              <w:t>Province of Bulacan</w:t>
-                            </w:r>
-                          </w:p>
-                          <w:p>
-                            <w:pPr>
-                              <w:spacing w:after="0" w:line="240" w:lineRule="auto"/>
-                              <w:jc w:val="center"/>
-                              <w:rPr>
-                                <w:rFonts w:ascii="Arial" w:eastAsia="Adobe Gothic Std B" w:hAnsi="Arial" w:cs="Arial"/>
-                                <w:color w:val="000000" w:themeColor="text1"/>
-                                <w:sz w:val="24"/>
-                                <w14:shadow w14:blurRad="38100" w14:dist="19050" w14:dir="2700000" w14:sx="100000" w14:sy="100000" w14:kx="0" w14:ky="0" w14:algn="tl">
-                                  <w14:schemeClr w14:val="dk1">
-                                    <w14:alpha w14:val="60000"/>
-                                  </w14:schemeClr>
-                                </w14:shadow>
-                                <w14:textOutline w14:w="0" w14:cap="flat" w14:cmpd="sng" w14:algn="ctr">
-                                  <w14:noFill/>
-                                  <w14:prstDash w14:val="solid"/>
-                                  <w14:round/>
-                                </w14:textOutline>
-                              </w:rPr>
-                            </w:pPr>
-                            <w:r>
-                              <w:rPr>
-                                <w:rFonts w:ascii="Arial" w:eastAsia="Adobe Gothic Std B" w:hAnsi="Arial" w:cs="Arial"/>
-                                <w:color w:val="000000" w:themeColor="text1"/>
-                                <w:sz w:val="24"/>
-                                <w14:shadow w14:blurRad="38100" w14:dist="19050" w14:dir="2700000" w14:sx="100000" w14:sy="100000" w14:kx="0" w14:ky="0" w14:algn="tl">
-                                  <w14:schemeClr w14:val="dk1">
-                                    <w14:alpha w14:val="60000"/>
-                                  </w14:schemeClr>
-                                </w14:shadow>
-                                <w14:textOutline w14:w="0" w14:cap="flat" w14:cmpd="sng" w14:algn="ctr">
-                                  <w14:noFill/>
-                                  <w14:prstDash w14:val="solid"/>
-                                  <w14:round/>
-                                </w14:textOutline>
-                              </w:rPr>
-                              <w:t>Municipality of Pandi</w:t>
-                            </w:r>
-                          </w:p>
-                          <w:p>
-                            <w:pPr>
-                              <w:spacing w:after="0" w:line="240" w:lineRule="auto"/>
-                              <w:jc w:val="center"/>
-                              <w:rPr>
-                                <w:rFonts w:ascii="Arial Rounded MT Bold" w:eastAsia="Adobe Gothic Std B" w:hAnsi="Arial Rounded MT Bold"/>
-                                <w:b/>
-                                <w:color w:val="000000" w:themeColor="text1"/>
-                                <w:sz w:val="24"/>
-                                <w14:shadow w14:blurRad="38100" w14:dist="19050" w14:dir="2700000" w14:sx="100000" w14:sy="100000" w14:kx="0" w14:ky="0" w14:algn="tl">
-                                  <w14:schemeClr w14:val="dk1">
-                                    <w14:alpha w14:val="60000"/>
-                                  </w14:schemeClr>
-                                </w14:shadow>
-                                <w14:textOutline w14:w="0" w14:cap="flat" w14:cmpd="sng" w14:algn="ctr">
-                                  <w14:noFill/>
-                                  <w14:prstDash w14:val="solid"/>
-                                  <w14:round/>
-                                </w14:textOutline>
-                              </w:rPr>
-                            </w:pPr>
-                            <w:r>
-                              <w:rPr>
-                                <w:rFonts w:ascii="Arial Rounded MT Bold" w:eastAsia="Adobe Gothic Std B" w:hAnsi="Arial Rounded MT Bold"/>
-                                <w:b/>
-                                <w:color w:val="000000" w:themeColor="text1"/>
-                                <w:sz w:val="24"/>
-                                <w14:shadow w14:blurRad="38100" w14:dist="19050" w14:dir="2700000" w14:sx="100000" w14:sy="100000" w14:kx="0" w14:ky="0" w14:algn="tl">
-                                  <w14:schemeClr w14:val="dk1">
-                                    <w14:alpha w14:val="60000"/>
-                                  </w14:schemeClr>
-                                </w14:shadow>
-                                <w14:textOutline w14:w="0" w14:cap="flat" w14:cmpd="sng" w14:algn="ctr">
-                                  <w14:noFill/>
-                                  <w14:prstDash w14:val="solid"/>
-                                  <w14:round/>
-                                </w14:textOutline>
-                              </w:rPr>
-                              <w:t>BARANGAY CACARONG MATANDA</w:t>
-                            </w:r>
-                          </w:p>
-                          <w:p>
-                            <w:pPr>
-                              <w:spacing w:after="0" w:line="240" w:lineRule="auto"/>
-                              <w:jc w:val="center"/>
-                              <w:rPr>
-                                <w:rFonts w:ascii="Arial" w:eastAsia="Adobe Gothic Std B" w:hAnsi="Arial" w:cs="Arial"/>
-                                <w:color w:val="000000" w:themeColor="text1"/>
-                                <w:sz w:val="24"/>
-                                <w14:shadow w14:blurRad="38100" w14:dist="19050" w14:dir="2700000" w14:sx="100000" w14:sy="100000" w14:kx="0" w14:ky="0" w14:algn="tl">
-                                  <w14:schemeClr w14:val="dk1">
-                                    <w14:alpha w14:val="60000"/>
-                                  </w14:schemeClr>
-                                </w14:shadow>
-                                <w14:textOutline w14:w="0" w14:cap="flat" w14:cmpd="sng" w14:algn="ctr">
-                                  <w14:noFill/>
-                                  <w14:prstDash w14:val="solid"/>
-                                  <w14:round/>
-                                </w14:textOutline>
-                              </w:rPr>
-                            </w:pPr>
-                            <w:r>
-                              <w:rPr>
-                                <w:rFonts w:ascii="Arial" w:eastAsia="Adobe Gothic Std B" w:hAnsi="Arial" w:cs="Arial"/>
-                                <w:color w:val="000000" w:themeColor="text1"/>
-                                <w:sz w:val="24"/>
-                                <w14:shadow w14:blurRad="38100" w14:dist="19050" w14:dir="2700000" w14:sx="100000" w14:sy="100000" w14:kx="0" w14:ky="0" w14:algn="tl">
-                                  <w14:schemeClr w14:val="dk1">
-                                    <w14:alpha w14:val="60000"/>
-                                  </w14:schemeClr>
-                                </w14:shadow>
-                                <w14:textOutline w14:w="0" w14:cap="flat" w14:cmpd="sng" w14:algn="ctr">
-                                  <w14:noFill/>
-                                  <w14:prstDash w14:val="solid"/>
-                                  <w14:round/>
-                                </w14:textOutline>
-                              </w:rPr>
-                              <w:t>Office of the Punong Barangay</w:t>
-                            </w:r>
-                          </w:p>
-                        </w:txbxContent>
-                      </wps:txbx>
-                      <wps:bodyPr rot="0" vert="horz" wrap="square" lIns="91440" tIns="45720" rIns="91440" bIns="45720" anchor="t" anchorCtr="0">
-                        <a:noAutofit/>
-                      </wps:bodyPr>
-                    </wps:wsp>
-                  </a:graphicData>
-                </a:graphic>
-                <wp14:sizeRelH relativeFrom="margin">
-                  <wp14:pctWidth>0</wp14:pctWidth>
-                </wp14:sizeRelH>
-                <wp14:sizeRelV relativeFrom="margin">
-                  <wp14:pctHeight>0</wp14:pctHeight>
-                </wp14:sizeRelV>
-              </wp:anchor>
-            </w:drawing>
-          </mc:Choice>
-          <mc:Fallback>
-            <w:pict>
-              <v:shapetype w14:anchorId="4031FF1E" id="_x0000_t202" coordsize="21600,21600" o:spt="202" path="m,l,21600r21600,l21600,xe">
-                <v:stroke joinstyle="miter"/>
-                <v:path gradientshapeok="t" o:connecttype="rect"/>
-              </v:shapetype>
-              <v:shape id="Text Box 2" o:spid="_x0000_s1026" type="#_x0000_t202" style="position:absolute;margin-left:101.1pt;margin-top:-20.1pt;width:338.5pt;height:85.75pt;z-index:251645952;visibility:visible;mso-wrap-style:square;mso-width-percent:0;mso-height-percent:0;mso-wrap-distance-left:9pt;mso-wrap-distance-top:3.6pt;mso-wrap-distance-right:9pt;mso-wrap-distance-bottom:3.6pt;mso-position-horizontal:absolute;mso-position-horizontal-relative:margin;mso-position-vertical:absolute;mso-position-vertical-relative:text;mso-width-percent:0;mso-height-percent:0;mso-width-relative:margin;mso-height-relative:margin;v-text-anchor:top" o:gfxdata="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" filled="f" stroked="f">
-                <v:textbox>
-                  <w:txbxContent>
-                    <w:p>
-                      <w:pPr>
-                        <w:spacing w:after="0" w:line="240" w:lineRule="auto"/>
-                        <w:jc w:val="center"/>
-                        <w:rPr>
-                          <w:rFonts w:ascii="Arial" w:eastAsia="Adobe Gothic Std B" w:hAnsi="Arial" w:cs="Arial"/>
-                          <w:color w:val="000000" w:themeColor="text1"/>
-                          <w:sz w:val="24"/>
-                          <w14:shadow w14:blurRad="38100" w14:dist="19050" w14:dir="2700000" w14:sx="100000" w14:sy="100000" w14:kx="0" w14:ky="0" w14:algn="tl">
-                            <w14:schemeClr w14:val="dk1">
-                              <w14:alpha w14:val="60000"/>
-                            </w14:schemeClr>
-                          </w14:shadow>
-                          <w14:textOutline w14:w="0" w14:cap="flat" w14:cmpd="sng" w14:algn="ctr">
-                            <w14:noFill/>
-                            <w14:prstDash w14:val="solid"/>
-                            <w14:round/>
-                          </w14:textOutline>
-                        </w:rPr>
-                      </w:pPr>
-                      <w:r>
-                        <w:rPr>
-                          <w:rFonts w:ascii="Arial" w:eastAsia="Adobe Gothic Std B" w:hAnsi="Arial" w:cs="Arial"/>
-                          <w:color w:val="000000" w:themeColor="text1"/>
-                          <w:sz w:val="24"/>
-                          <w14:shadow w14:blurRad="38100" w14:dist="19050" w14:dir="2700000" w14:sx="100000" w14:sy="100000" w14:kx="0" w14:ky="0" w14:algn="tl">
-                            <w14:schemeClr w14:val="dk1">
-                              <w14:alpha w14:val="60000"/>
-                            </w14:schemeClr>
-                          </w14:shadow>
-                          <w14:textOutline w14:w="0" w14:cap="flat" w14:cmpd="sng" w14:algn="ctr">
-                            <w14:noFill/>
-                            <w14:prstDash w14:val="solid"/>
-                            <w14:round/>
-                          </w14:textOutline>
-                        </w:rPr>
-                        <w:t>Republic of the Philippines</w:t>
-                      </w:r>
-                    </w:p>
-                    <w:p>
-                      <w:pPr>
-                        <w:spacing w:after="0" w:line="240" w:lineRule="auto"/>
-                        <w:jc w:val="center"/>
-                        <w:rPr>
-                          <w:rFonts w:ascii="Arial" w:eastAsia="Adobe Gothic Std B" w:hAnsi="Arial" w:cs="Arial"/>
-                          <w:color w:val="000000" w:themeColor="text1"/>
-                          <w:sz w:val="24"/>
-                          <w14:shadow w14:blurRad="38100" w14:dist="19050" w14:dir="2700000" w14:sx="100000" w14:sy="100000" w14:kx="0" w14:ky="0" w14:algn="tl">
-                            <w14:schemeClr w14:val="dk1">
-                              <w14:alpha w14:val="60000"/>
-                            </w14:schemeClr>
-                          </w14:shadow>
-                          <w14:textOutline w14:w="0" w14:cap="flat" w14:cmpd="sng" w14:algn="ctr">
-                            <w14:noFill/>
-                            <w14:prstDash w14:val="solid"/>
-                            <w14:round/>
-                          </w14:textOutline>
-                        </w:rPr>
-                      </w:pPr>
-                      <w:r>
-                        <w:rPr>
-                          <w:rFonts w:ascii="Arial" w:eastAsia="Adobe Gothic Std B" w:hAnsi="Arial" w:cs="Arial"/>
-                          <w:color w:val="000000" w:themeColor="text1"/>
-                          <w:sz w:val="24"/>
-                          <w14:shadow w14:blurRad="38100" w14:dist="19050" w14:dir="2700000" w14:sx="100000" w14:sy="100000" w14:kx="0" w14:ky="0" w14:algn="tl">
-                            <w14:schemeClr w14:val="dk1">
-                              <w14:alpha w14:val="60000"/>
-                            </w14:schemeClr>
-                          </w14:shadow>
-                          <w14:textOutline w14:w="0" w14:cap="flat" w14:cmpd="sng" w14:algn="ctr">
-                            <w14:noFill/>
-                            <w14:prstDash w14:val="solid"/>
-                            <w14:round/>
-                          </w14:textOutline>
-                        </w:rPr>
-                        <w:t xml:space="preserve">Province of </w:t>
-                      </w:r>
-                      <w:proofErr w:type="spellStart"/>
-                      <w:r>
-                        <w:rPr>
-                          <w:rFonts w:ascii="Arial" w:eastAsia="Adobe Gothic Std B" w:hAnsi="Arial" w:cs="Arial"/>
-                          <w:color w:val="000000" w:themeColor="text1"/>
-                          <w:sz w:val="24"/>
-                          <w14:shadow w14:blurRad="38100" w14:dist="19050" w14:dir="2700000" w14:sx="100000" w14:sy="100000" w14:kx="0" w14:ky="0" w14:algn="tl">
-                            <w14:schemeClr w14:val="dk1">
-                              <w14:alpha w14:val="60000"/>
-                            </w14:schemeClr>
-                          </w14:shadow>
-                          <w14:textOutline w14:w="0" w14:cap="flat" w14:cmpd="sng" w14:algn="ctr">
-                            <w14:noFill/>
-                            <w14:prstDash w14:val="solid"/>
-                            <w14:round/>
-                          </w14:textOutline>
-                        </w:rPr>
-                        <w:t>Bulacan</w:t>
-                      </w:r>
-                      <w:proofErr w:type="spellEnd"/>
-                    </w:p>
-                    <w:p>
-                      <w:pPr>
-                        <w:spacing w:after="0" w:line="240" w:lineRule="auto"/>
-                        <w:jc w:val="center"/>
-                        <w:rPr>
-                          <w:rFonts w:ascii="Arial" w:eastAsia="Adobe Gothic Std B" w:hAnsi="Arial" w:cs="Arial"/>
-                          <w:color w:val="000000" w:themeColor="text1"/>
-                          <w:sz w:val="24"/>
-                          <w14:shadow w14:blurRad="38100" w14:dist="19050" w14:dir="2700000" w14:sx="100000" w14:sy="100000" w14:kx="0" w14:ky="0" w14:algn="tl">
-                            <w14:schemeClr w14:val="dk1">
-                              <w14:alpha w14:val="60000"/>
-                            </w14:schemeClr>
-                          </w14:shadow>
-                          <w14:textOutline w14:w="0" w14:cap="flat" w14:cmpd="sng" w14:algn="ctr">
-                            <w14:noFill/>
-                            <w14:prstDash w14:val="solid"/>
-                            <w14:round/>
-                          </w14:textOutline>
-                        </w:rPr>
-                      </w:pPr>
-                      <w:r>
-                        <w:rPr>
-                          <w:rFonts w:ascii="Arial" w:eastAsia="Adobe Gothic Std B" w:hAnsi="Arial" w:cs="Arial"/>
-                          <w:color w:val="000000" w:themeColor="text1"/>
-                          <w:sz w:val="24"/>
-                          <w14:shadow w14:blurRad="38100" w14:dist="19050" w14:dir="2700000" w14:sx="100000" w14:sy="100000" w14:kx="0" w14:ky="0" w14:algn="tl">
-                            <w14:schemeClr w14:val="dk1">
-                              <w14:alpha w14:val="60000"/>
-                            </w14:schemeClr>
-                          </w14:shadow>
-                          <w14:textOutline w14:w="0" w14:cap="flat" w14:cmpd="sng" w14:algn="ctr">
-                            <w14:noFill/>
-                            <w14:prstDash w14:val="solid"/>
-                            <w14:round/>
-                          </w14:textOutline>
-                        </w:rPr>
-                        <w:t xml:space="preserve">Municipality of </w:t>
-                      </w:r>
-                      <w:proofErr w:type="spellStart"/>
-                      <w:r>
-                        <w:rPr>
-                          <w:rFonts w:ascii="Arial" w:eastAsia="Adobe Gothic Std B" w:hAnsi="Arial" w:cs="Arial"/>
-                          <w:color w:val="000000" w:themeColor="text1"/>
-                          <w:sz w:val="24"/>
-                          <w14:shadow w14:blurRad="38100" w14:dist="19050" w14:dir="2700000" w14:sx="100000" w14:sy="100000" w14:kx="0" w14:ky="0" w14:algn="tl">
-                            <w14:schemeClr w14:val="dk1">
-                              <w14:alpha w14:val="60000"/>
-                            </w14:schemeClr>
-                          </w14:shadow>
-                          <w14:textOutline w14:w="0" w14:cap="flat" w14:cmpd="sng" w14:algn="ctr">
-                            <w14:noFill/>
-                            <w14:prstDash w14:val="solid"/>
-                            <w14:round/>
-                          </w14:textOutline>
-                        </w:rPr>
-                        <w:t>Pandi</w:t>
-                      </w:r>
-                      <w:proofErr w:type="spellEnd"/>
-                    </w:p>
-                    <w:p>
-                      <w:pPr>
-                        <w:spacing w:after="0" w:line="240" w:lineRule="auto"/>
-                        <w:jc w:val="center"/>
-                        <w:rPr>
-                          <w:rFonts w:ascii="Arial Rounded MT Bold" w:eastAsia="Adobe Gothic Std B" w:hAnsi="Arial Rounded MT Bold"/>
-                          <w:b/>
-                          <w:color w:val="000000" w:themeColor="text1"/>
-                          <w:sz w:val="24"/>
-                          <w14:shadow w14:blurRad="38100" w14:dist="19050" w14:dir="2700000" w14:sx="100000" w14:sy="100000" w14:kx="0" w14:ky="0" w14:algn="tl">
-                            <w14:schemeClr w14:val="dk1">
-                              <w14:alpha w14:val="60000"/>
-                            </w14:schemeClr>
-                          </w14:shadow>
-                          <w14:textOutline w14:w="0" w14:cap="flat" w14:cmpd="sng" w14:algn="ctr">
-                            <w14:noFill/>
-                            <w14:prstDash w14:val="solid"/>
-                            <w14:round/>
-                          </w14:textOutline>
-                        </w:rPr>
-                      </w:pPr>
-                      <w:r>
-                        <w:rPr>
-                          <w:rFonts w:ascii="Arial Rounded MT Bold" w:eastAsia="Adobe Gothic Std B" w:hAnsi="Arial Rounded MT Bold"/>
-                          <w:b/>
-                          <w:color w:val="000000" w:themeColor="text1"/>
-                          <w:sz w:val="24"/>
-                          <w14:shadow w14:blurRad="38100" w14:dist="19050" w14:dir="2700000" w14:sx="100000" w14:sy="100000" w14:kx="0" w14:ky="0" w14:algn="tl">
-                            <w14:schemeClr w14:val="dk1">
-                              <w14:alpha w14:val="60000"/>
-                            </w14:schemeClr>
-                          </w14:shadow>
-                          <w14:textOutline w14:w="0" w14:cap="flat" w14:cmpd="sng" w14:algn="ctr">
-                            <w14:noFill/>
-                            <w14:prstDash w14:val="solid"/>
-                            <w14:round/>
-                          </w14:textOutline>
-                        </w:rPr>
-                        <w:t>BARANGAY CACARONG MATANDA</w:t>
-                      </w:r>
-                    </w:p>
-                    <w:p>
-                      <w:pPr>
-                        <w:spacing w:after="0" w:line="240" w:lineRule="auto"/>
-                        <w:jc w:val="center"/>
-                        <w:rPr>
-                          <w:rFonts w:ascii="Arial" w:eastAsia="Adobe Gothic Std B" w:hAnsi="Arial" w:cs="Arial"/>
-                          <w:color w:val="000000" w:themeColor="text1"/>
-                          <w:sz w:val="24"/>
-                          <w14:shadow w14:blurRad="38100" w14:dist="19050" w14:dir="2700000" w14:sx="100000" w14:sy="100000" w14:kx="0" w14:ky="0" w14:algn="tl">
-                            <w14:schemeClr w14:val="dk1">
-                              <w14:alpha w14:val="60000"/>
-                            </w14:schemeClr>
-                          </w14:shadow>
-                          <w14:textOutline w14:w="0" w14:cap="flat" w14:cmpd="sng" w14:algn="ctr">
-                            <w14:noFill/>
-                            <w14:prstDash w14:val="solid"/>
-                            <w14:round/>
-                          </w14:textOutline>
-                        </w:rPr>
-                      </w:pPr>
-                      <w:r>
-                        <w:rPr>
-                          <w:rFonts w:ascii="Arial" w:eastAsia="Adobe Gothic Std B" w:hAnsi="Arial" w:cs="Arial"/>
-                          <w:color w:val="000000" w:themeColor="text1"/>
-                          <w:sz w:val="24"/>
-                          <w14:shadow w14:blurRad="38100" w14:dist="19050" w14:dir="2700000" w14:sx="100000" w14:sy="100000" w14:kx="0" w14:ky="0" w14:algn="tl">
-                            <w14:schemeClr w14:val="dk1">
-                              <w14:alpha w14:val="60000"/>
-                            </w14:schemeClr>
-                          </w14:shadow>
-                          <w14:textOutline w14:w="0" w14:cap="flat" w14:cmpd="sng" w14:algn="ctr">
-                            <w14:noFill/>
-                            <w14:prstDash w14:val="solid"/>
-                            <w14:round/>
-                          </w14:textOutline>
-                        </w:rPr>
-                        <w:t xml:space="preserve">Office of the </w:t>
-                      </w:r>
-                      <w:proofErr w:type="spellStart"/>
-                      <w:r>
-                        <w:rPr>
-                          <w:rFonts w:ascii="Arial" w:eastAsia="Adobe Gothic Std B" w:hAnsi="Arial" w:cs="Arial"/>
-                          <w:color w:val="000000" w:themeColor="text1"/>
-                          <w:sz w:val="24"/>
-                          <w14:shadow w14:blurRad="38100" w14:dist="19050" w14:dir="2700000" w14:sx="100000" w14:sy="100000" w14:kx="0" w14:ky="0" w14:algn="tl">
-                            <w14:schemeClr w14:val="dk1">
-                              <w14:alpha w14:val="60000"/>
-                            </w14:schemeClr>
-                          </w14:shadow>
-                          <w14:textOutline w14:w="0" w14:cap="flat" w14:cmpd="sng" w14:algn="ctr">
-                            <w14:noFill/>
-                            <w14:prstDash w14:val="solid"/>
-                            <w14:round/>
-                          </w14:textOutline>
-                        </w:rPr>
-                        <w:t>Punong</w:t>
-                      </w:r>
-                      <w:proofErr w:type="spellEnd"/>
-                      <w:r>
-                        <w:rPr>
-                          <w:rFonts w:ascii="Arial" w:eastAsia="Adobe Gothic Std B" w:hAnsi="Arial" w:cs="Arial"/>
-                          <w:color w:val="000000" w:themeColor="text1"/>
-                          <w:sz w:val="24"/>
-                          <w14:shadow w14:blurRad="38100" w14:dist="19050" w14:dir="2700000" w14:sx="100000" w14:sy="100000" w14:kx="0" w14:ky="0" w14:algn="tl">
-                            <w14:schemeClr w14:val="dk1">
-                              <w14:alpha w14:val="60000"/>
-                            </w14:schemeClr>
-                          </w14:shadow>
-                          <w14:textOutline w14:w="0" w14:cap="flat" w14:cmpd="sng" w14:algn="ctr">
-                            <w14:noFill/>
-                            <w14:prstDash w14:val="solid"/>
-                            <w14:round/>
-                          </w14:textOutline>
-                        </w:rPr>
-                        <w:t xml:space="preserve"> Barangay</w:t>
-                      </w:r>
-                    </w:p>
-                  </w:txbxContent>
-                </v:textbox>
-                <w10:wrap anchorx="margin"/>
-              </v:shape>
-            </w:pict>
-          </mc:Fallback>
-        </mc:AlternateContent>
-      </w:r>
-      <w:r>
-        <w:rPr>
-          <w:noProof/>
-          <w:lang w:eastAsia="en-GB"/>
-        </w:rPr>
-        <w:drawing>
-          <wp:anchor distT="0" distB="0" distL="114300" distR="114300" simplePos="0" relativeHeight="251644928" behindDoc="1" locked="0" layoutInCell="1" allowOverlap="1" wp14:anchorId="12A60EE2" wp14:editId="0795A290">
+          <wp:anchor distT="0" distB="0" distL="114300" distR="114300" simplePos="0" relativeHeight="251644928" behindDoc="1" locked="0" layoutInCell="1" allowOverlap="1" wp14:anchorId="70C37A53" wp14:editId="1638B193">
             <wp:simplePos x="0" y="0"/>
             <wp:positionH relativeFrom="page">
               <wp:align>left</wp:align>
@@ -732,7 +72,7 @@
                     </pic:cNvPicPr>
                   </pic:nvPicPr>
                   <pic:blipFill rotWithShape="1">
-                    <a:blip r:embed="rId8" cstate="print">
+                    <a:blip r:embed="rId7" cstate="print">
                       <a:extLst>
                         <a:ext uri="{28A0092B-C50C-407E-A947-70E740481C1C}">
                           <a14:useLocalDpi xmlns:a14="http://schemas.microsoft.com/office/drawing/2010/main" val="0"/>
@@ -794,7 +134,7 @@
         <mc:AlternateContent>
           <mc:Choice Requires="wps">
             <w:drawing>
-              <wp:anchor distT="45720" distB="45720" distL="114300" distR="114300" simplePos="0" relativeHeight="251667456" behindDoc="1" locked="0" layoutInCell="1" allowOverlap="1" wp14:anchorId="6A88D2DD" wp14:editId="1E0E65CB">
+              <wp:anchor distT="45720" distB="45720" distL="114300" distR="114300" simplePos="0" relativeHeight="251667456" behindDoc="1" locked="0" layoutInCell="1" allowOverlap="1" wp14:anchorId="18010BC7" wp14:editId="7B2D8DAF">
                 <wp:simplePos x="0" y="0"/>
                 <wp:positionH relativeFrom="page">
                   <wp:align>right</wp:align>
@@ -846,7 +186,23 @@
                                 <w:b/>
                                 <w:sz w:val="24"/>
                               </w:rPr>
-                              <w:t>{formNumber}</w:t>
+                              <w:t>{</w:t>
+                            </w:r>
+                            <w:proofErr w:type="spellStart"/>
+                            <w:r>
+                              <w:rPr>
+                                <w:b/>
+                                <w:sz w:val="24"/>
+                              </w:rPr>
+                              <w:t>formNumber</w:t>
+                            </w:r>
+                            <w:proofErr w:type="spellEnd"/>
+                            <w:r>
+                              <w:rPr>
+                                <w:b/>
+                                <w:sz w:val="24"/>
+                              </w:rPr>
+                              <w:t>}</w:t>
                             </w:r>
                           </w:p>
                         </w:txbxContent>
@@ -868,11 +224,11 @@
           </mc:Choice>
           <mc:Fallback>
             <w:pict>
-              <v:shapetype w14:anchorId="6A88D2DD" id="_x0000_t202" coordsize="21600,21600" o:spt="202" path="m,l,21600r21600,l21600,xe">
+              <v:shapetype w14:anchorId="18010BC7" id="_x0000_t202" coordsize="21600,21600" o:spt="202" path="m,l,21600r21600,l21600,xe">
                 <v:stroke joinstyle="miter"/>
                 <v:path gradientshapeok="t" o:connecttype="rect"/>
               </v:shapetype>
-              <v:shape id="_x0000_s1027" type="#_x0000_t202" style="position:absolute;margin-left:156.55pt;margin-top:655.1pt;width:207.75pt;height:20.15pt;z-index:-251649024;visibility:visible;mso-wrap-style:square;mso-width-percent:0;mso-height-percent:0;mso-wrap-distance-left:9pt;mso-wrap-distance-top:3.6pt;mso-wrap-distance-right:9pt;mso-wrap-distance-bottom:3.6pt;mso-position-horizontal:right;mso-position-horizontal-relative:page;mso-position-vertical:absolute;mso-position-vertical-relative:text;mso-width-percent:0;mso-height-percent:0;mso-width-relative:margin;mso-height-relative:margin;v-text-anchor:top" o:gfxdata="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" filled="f" stroked="f">
+              <v:shape id="Text Box 2" o:spid="_x0000_s1026" type="#_x0000_t202" style="position:absolute;margin-left:156.55pt;margin-top:655.1pt;width:207.75pt;height:20.15pt;z-index:-251649024;visibility:visible;mso-wrap-style:square;mso-width-percent:0;mso-height-percent:0;mso-wrap-distance-left:9pt;mso-wrap-distance-top:3.6pt;mso-wrap-distance-right:9pt;mso-wrap-distance-bottom:3.6pt;mso-position-horizontal:right;mso-position-horizontal-relative:page;mso-position-vertical:absolute;mso-position-vertical-relative:text;mso-width-percent:0;mso-height-percent:0;mso-width-relative:margin;mso-height-relative:margin;v-text-anchor:top" o:gfxdata="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" filled="f" stroked="f">
                 <v:textbox>
                   <w:txbxContent>
                     <w:p>
@@ -888,7 +244,23 @@
                           <w:b/>
                           <w:sz w:val="24"/>
                         </w:rPr>
-                        <w:t>{formNumber}</w:t>
+                        <w:t>{</w:t>
+                      </w:r>
+                      <w:proofErr w:type="spellStart"/>
+                      <w:r>
+                        <w:rPr>
+                          <w:b/>
+                          <w:sz w:val="24"/>
+                        </w:rPr>
+                        <w:t>formNumber</w:t>
+                      </w:r>
+                      <w:proofErr w:type="spellEnd"/>
+                      <w:r>
+                        <w:rPr>
+                          <w:b/>
+                          <w:sz w:val="24"/>
+                        </w:rPr>
+                        <w:t>}</w:t>
                       </w:r>
                     </w:p>
                   </w:txbxContent>
@@ -907,7 +279,7 @@
         <mc:AlternateContent>
           <mc:Choice Requires="wps">
             <w:drawing>
-              <wp:anchor distT="45720" distB="45720" distL="114300" distR="114300" simplePos="0" relativeHeight="251666432" behindDoc="0" locked="0" layoutInCell="1" allowOverlap="1" wp14:anchorId="66E484DA" wp14:editId="67C98937">
+              <wp:anchor distT="45720" distB="45720" distL="114300" distR="114300" simplePos="0" relativeHeight="251666432" behindDoc="0" locked="0" layoutInCell="1" allowOverlap="1" wp14:anchorId="1DA15BDA" wp14:editId="524D759D">
                 <wp:simplePos x="0" y="0"/>
                 <wp:positionH relativeFrom="margin">
                   <wp:align>center</wp:align>
@@ -1012,7 +384,7 @@
         <mc:AlternateContent>
           <mc:Choice Requires="wps">
             <w:drawing>
-              <wp:anchor distT="45720" distB="45720" distL="114300" distR="114300" simplePos="0" relativeHeight="251650048" behindDoc="0" locked="0" layoutInCell="1" allowOverlap="1" wp14:anchorId="39A20402" wp14:editId="17809254">
+              <wp:anchor distT="45720" distB="45720" distL="114300" distR="114300" simplePos="0" relativeHeight="251650048" behindDoc="0" locked="0" layoutInCell="1" allowOverlap="1" wp14:anchorId="00A5E374" wp14:editId="77137D54">
                 <wp:simplePos x="0" y="0"/>
                 <wp:positionH relativeFrom="margin">
                   <wp:align>center</wp:align>
@@ -1122,81 +494,10 @@
           <w:noProof/>
           <w:lang w:eastAsia="en-GB"/>
         </w:rPr>
-        <w:drawing>
-          <wp:anchor distT="0" distB="0" distL="114300" distR="114300" simplePos="0" relativeHeight="251643903" behindDoc="0" locked="0" layoutInCell="1" allowOverlap="1" wp14:anchorId="3A7A4C93" wp14:editId="00D875C1">
-            <wp:simplePos x="0" y="0"/>
-            <wp:positionH relativeFrom="margin">
-              <wp:align>center</wp:align>
-            </wp:positionH>
-            <wp:positionV relativeFrom="paragraph">
-              <wp:posOffset>6918803</wp:posOffset>
-            </wp:positionV>
-            <wp:extent cx="1068779" cy="1651175"/>
-            <wp:effectExtent l="0" t="0" r="0" b="6350"/>
-            <wp:wrapNone/>
-            <wp:docPr id="5" name="Picture 5" descr="C:\Users\kobe_work\Downloads\544894f1-189a-4faa-be90-f99b38be967f-removebg-preview.png"/>
-            <wp:cNvGraphicFramePr>
-              <a:graphicFrameLocks xmlns:a="http://schemas.openxmlformats.org/drawingml/2006/main" noChangeAspect="1"/>
-            </wp:cNvGraphicFramePr>
-            <a:graphic xmlns:a="http://schemas.openxmlformats.org/drawingml/2006/main">
-              <a:graphicData uri="http://schemas.openxmlformats.org/drawingml/2006/picture">
-                <pic:pic xmlns:pic="http://schemas.openxmlformats.org/drawingml/2006/picture">
-                  <pic:nvPicPr>
-                    <pic:cNvPr id="0" name="Picture 3" descr="C:\Users\kobe_work\Downloads\544894f1-189a-4faa-be90-f99b38be967f-removebg-preview.png"/>
-                    <pic:cNvPicPr>
-                      <a:picLocks noChangeAspect="1" noChangeArrowheads="1"/>
-                    </pic:cNvPicPr>
-                  </pic:nvPicPr>
-                  <pic:blipFill rotWithShape="1">
-                    <a:blip r:embed="rId9" cstate="print">
-                      <a:extLst>
-                        <a:ext uri="{28A0092B-C50C-407E-A947-70E740481C1C}">
-                          <a14:useLocalDpi xmlns:a14="http://schemas.microsoft.com/office/drawing/2010/main" val="0"/>
-                        </a:ext>
-                      </a:extLst>
-                    </a:blip>
-                    <a:srcRect l="19922" r="10362" b="15401"/>
-                    <a:stretch/>
-                  </pic:blipFill>
-                  <pic:spPr bwMode="auto">
-                    <a:xfrm>
-                      <a:off x="0" y="0"/>
-                      <a:ext cx="1068779" cy="1651175"/>
-                    </a:xfrm>
-                    <a:prstGeom prst="rect">
-                      <a:avLst/>
-                    </a:prstGeom>
-                    <a:noFill/>
-                    <a:ln>
-                      <a:noFill/>
-                    </a:ln>
-                    <a:extLst>
-                      <a:ext uri="{53640926-AAD7-44D8-BBD7-CCE9431645EC}">
-                        <a14:shadowObscured xmlns:a14="http://schemas.microsoft.com/office/drawing/2010/main"/>
-                      </a:ext>
-                    </a:extLst>
-                  </pic:spPr>
-                </pic:pic>
-              </a:graphicData>
-            </a:graphic>
-            <wp14:sizeRelH relativeFrom="margin">
-              <wp14:pctWidth>0</wp14:pctWidth>
-            </wp14:sizeRelH>
-            <wp14:sizeRelV relativeFrom="margin">
-              <wp14:pctHeight>0</wp14:pctHeight>
-            </wp14:sizeRelV>
-          </wp:anchor>
-        </w:drawing>
-      </w:r>
-      <w:r>
-        <w:rPr>
-          <w:noProof/>
-          <w:lang w:eastAsia="en-GB"/>
-        </w:rPr>
         <mc:AlternateContent>
           <mc:Choice Requires="wps">
             <w:drawing>
-              <wp:anchor distT="45720" distB="45720" distL="114300" distR="114300" simplePos="0" relativeHeight="251651072" behindDoc="0" locked="0" layoutInCell="1" allowOverlap="1" wp14:anchorId="0B2A1222" wp14:editId="68064B7C">
+              <wp:anchor distT="45720" distB="45720" distL="114300" distR="114300" simplePos="0" relativeHeight="251651072" behindDoc="0" locked="0" layoutInCell="1" allowOverlap="1" wp14:anchorId="41BBF574" wp14:editId="62C444C5">
                 <wp:simplePos x="0" y="0"/>
                 <wp:positionH relativeFrom="margin">
                   <wp:align>right</wp:align>
@@ -1289,7 +590,25 @@
                                 <w:b/>
                                 <w:sz w:val="36"/>
                               </w:rPr>
-                              <w:t>{businessName}</w:t>
+                              <w:t>{</w:t>
+                            </w:r>
+                            <w:proofErr w:type="spellStart"/>
+                            <w:r>
+                              <w:rPr>
+                                <w:rFonts w:ascii="Arial" w:hAnsi="Arial" w:cs="Arial"/>
+                                <w:b/>
+                                <w:sz w:val="36"/>
+                              </w:rPr>
+                              <w:t>businessName</w:t>
+                            </w:r>
+                            <w:proofErr w:type="spellEnd"/>
+                            <w:r>
+                              <w:rPr>
+                                <w:rFonts w:ascii="Arial" w:hAnsi="Arial" w:cs="Arial"/>
+                                <w:b/>
+                                <w:sz w:val="36"/>
+                              </w:rPr>
+                              <w:t>}</w:t>
                             </w:r>
                           </w:p>
                           <w:p>
@@ -1337,6 +656,7 @@
                               </w:rPr>
                               <w:t>{</w:t>
                             </w:r>
+                            <w:proofErr w:type="spellStart"/>
                             <w:r>
                               <w:rPr>
                                 <w:rFonts w:ascii="Arial" w:hAnsi="Arial" w:cs="Arial"/>
@@ -1345,6 +665,7 @@
                               </w:rPr>
                               <w:t>businessLocation</w:t>
                             </w:r>
+                            <w:proofErr w:type="spellEnd"/>
                             <w:r>
                               <w:rPr>
                                 <w:rFonts w:ascii="Arial" w:hAnsi="Arial" w:cs="Arial"/>
@@ -1555,8 +876,18 @@
                                 <w:b/>
                                 <w:sz w:val="24"/>
                               </w:rPr>
-                              <w:t>{expirationDate</w:t>
-                            </w:r>
+                              <w:t>{</w:t>
+                            </w:r>
+                            <w:proofErr w:type="spellStart"/>
+                            <w:r>
+                              <w:rPr>
+                                <w:rFonts w:ascii="Arial" w:hAnsi="Arial" w:cs="Arial"/>
+                                <w:b/>
+                                <w:sz w:val="24"/>
+                              </w:rPr>
+                              <w:t>expirationDate</w:t>
+                            </w:r>
+                            <w:proofErr w:type="spellEnd"/>
                             <w:r>
                               <w:rPr>
                                 <w:rFonts w:ascii="Arial" w:hAnsi="Arial" w:cs="Arial"/>
@@ -1601,7 +932,25 @@
                                 <w:b/>
                                 <w:sz w:val="24"/>
                               </w:rPr>
-                              <w:t>{dateIssued}</w:t>
+                              <w:t>{</w:t>
+                            </w:r>
+                            <w:proofErr w:type="spellStart"/>
+                            <w:r>
+                              <w:rPr>
+                                <w:rFonts w:ascii="Arial" w:hAnsi="Arial" w:cs="Arial"/>
+                                <w:b/>
+                                <w:sz w:val="24"/>
+                              </w:rPr>
+                              <w:t>dateIssued</w:t>
+                            </w:r>
+                            <w:proofErr w:type="spellEnd"/>
+                            <w:r>
+                              <w:rPr>
+                                <w:rFonts w:ascii="Arial" w:hAnsi="Arial" w:cs="Arial"/>
+                                <w:b/>
+                                <w:sz w:val="24"/>
+                              </w:rPr>
+                              <w:t>}</w:t>
                             </w:r>
                             <w:r>
                               <w:rPr>
@@ -1624,7 +973,25 @@
                                 <w:b/>
                                 <w:sz w:val="24"/>
                               </w:rPr>
-                              <w:t>{placeIssued}</w:t>
+                              <w:t>{</w:t>
+                            </w:r>
+                            <w:proofErr w:type="spellStart"/>
+                            <w:r>
+                              <w:rPr>
+                                <w:rFonts w:ascii="Arial" w:hAnsi="Arial" w:cs="Arial"/>
+                                <w:b/>
+                                <w:sz w:val="24"/>
+                              </w:rPr>
+                              <w:t>placeIssued</w:t>
+                            </w:r>
+                            <w:proofErr w:type="spellEnd"/>
+                            <w:r>
+                              <w:rPr>
+                                <w:rFonts w:ascii="Arial" w:hAnsi="Arial" w:cs="Arial"/>
+                                <w:b/>
+                                <w:sz w:val="24"/>
+                              </w:rPr>
+                              <w:t>}</w:t>
                             </w:r>
                             <w:r>
                               <w:rPr>
@@ -1653,7 +1020,7 @@
           </mc:Choice>
           <mc:Fallback>
             <w:pict>
-              <v:shape w14:anchorId="0B2A1222" id="_x0000_s1030" type="#_x0000_t202" style="position:absolute;margin-left:488.3pt;margin-top:68.05pt;width:539.5pt;height:520.9pt;z-index:251651072;visibility:visible;mso-wrap-style:square;mso-width-percent:0;mso-height-percent:0;mso-wrap-distance-left:9pt;mso-wrap-distance-top:3.6pt;mso-wrap-distance-right:9pt;mso-wrap-distance-bottom:3.6pt;mso-position-horizontal:right;mso-position-horizontal-relative:margin;mso-position-vertical:absolute;mso-position-vertical-relative:text;mso-width-percent:0;mso-height-percent:0;mso-width-relative:margin;mso-height-relative:margin;v-text-anchor:top" o:gfxdata="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" filled="f" stroked="f">
+              <v:shape w14:anchorId="41BBF574" id="_x0000_s1029" type="#_x0000_t202" style="position:absolute;margin-left:488.3pt;margin-top:68.05pt;width:539.5pt;height:520.9pt;z-index:251651072;visibility:visible;mso-wrap-style:square;mso-width-percent:0;mso-height-percent:0;mso-wrap-distance-left:9pt;mso-wrap-distance-top:3.6pt;mso-wrap-distance-right:9pt;mso-wrap-distance-bottom:3.6pt;mso-position-horizontal:right;mso-position-horizontal-relative:margin;mso-position-vertical:absolute;mso-position-vertical-relative:text;mso-width-percent:0;mso-height-percent:0;mso-width-relative:margin;mso-height-relative:margin;v-text-anchor:top" o:gfxdata="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" filled="f" stroked="f">
                 <v:textbox>
                   <w:txbxContent>
                     <w:p>
@@ -2135,7 +1502,7 @@
           <w:lang w:eastAsia="en-GB"/>
         </w:rPr>
         <w:drawing>
-          <wp:anchor distT="0" distB="0" distL="114300" distR="114300" simplePos="0" relativeHeight="251649024" behindDoc="1" locked="0" layoutInCell="1" allowOverlap="1" wp14:anchorId="450FE43C" wp14:editId="0DB39AC8">
+          <wp:anchor distT="0" distB="0" distL="114300" distR="114300" simplePos="0" relativeHeight="251649024" behindDoc="1" locked="0" layoutInCell="1" allowOverlap="1" wp14:anchorId="1E8F2D68" wp14:editId="75CDC193">
             <wp:simplePos x="0" y="0"/>
             <wp:positionH relativeFrom="page">
               <wp:posOffset>-2125483</wp:posOffset>
@@ -2160,7 +1527,7 @@
                     </pic:cNvPicPr>
                   </pic:nvPicPr>
                   <pic:blipFill rotWithShape="1">
-                    <a:blip r:embed="rId8" cstate="print">
+                    <a:blip r:embed="rId7" cstate="print">
                       <a:extLst>
                         <a:ext uri="{28A0092B-C50C-407E-A947-70E740481C1C}">
                           <a14:useLocalDpi xmlns:a14="http://schemas.microsoft.com/office/drawing/2010/main" val="0"/>
@@ -2201,254 +1568,6 @@
         </w:drawing>
       </w:r>
       <w:r>
-        <w:rPr>
-          <w:noProof/>
-          <w:lang w:eastAsia="en-GB"/>
-        </w:rPr>
-        <mc:AlternateContent>
-          <mc:Choice Requires="wps">
-            <w:drawing>
-              <wp:anchor distT="45720" distB="45720" distL="114300" distR="114300" simplePos="0" relativeHeight="251648000" behindDoc="0" locked="0" layoutInCell="1" allowOverlap="1" wp14:anchorId="6583B716" wp14:editId="0913AF39">
-                <wp:simplePos x="0" y="0"/>
-                <wp:positionH relativeFrom="margin">
-                  <wp:align>center</wp:align>
-                </wp:positionH>
-                <wp:positionV relativeFrom="paragraph">
-                  <wp:posOffset>8059183</wp:posOffset>
-                </wp:positionV>
-                <wp:extent cx="4298950" cy="1276710"/>
-                <wp:effectExtent l="0" t="0" r="0" b="0"/>
-                <wp:wrapNone/>
-                <wp:docPr id="9" name="Text Box 2"/>
-                <wp:cNvGraphicFramePr>
-                  <a:graphicFrameLocks xmlns:a="http://schemas.openxmlformats.org/drawingml/2006/main"/>
-                </wp:cNvGraphicFramePr>
-                <a:graphic xmlns:a="http://schemas.openxmlformats.org/drawingml/2006/main">
-                  <a:graphicData uri="http://schemas.microsoft.com/office/word/2010/wordprocessingShape">
-                    <wps:wsp>
-                      <wps:cNvSpPr txBox="1">
-                        <a:spLocks noChangeArrowheads="1"/>
-                      </wps:cNvSpPr>
-                      <wps:spPr bwMode="auto">
-                        <a:xfrm>
-                          <a:off x="0" y="0"/>
-                          <a:ext cx="4298950" cy="1276710"/>
-                        </a:xfrm>
-                        <a:prstGeom prst="rect">
-                          <a:avLst/>
-                        </a:prstGeom>
-                        <a:noFill/>
-                        <a:ln w="9525">
-                          <a:noFill/>
-                          <a:miter lim="800000"/>
-                          <a:headEnd/>
-                          <a:tailEnd/>
-                        </a:ln>
-                      </wps:spPr>
-                      <wps:txbx>
-                        <w:txbxContent>
-                          <w:p>
-                            <w:pPr>
-                              <w:spacing w:after="0" w:line="240" w:lineRule="auto"/>
-                              <w:jc w:val="center"/>
-                              <w:rPr>
-                                <w:rFonts w:ascii="Arial" w:eastAsia="Adobe Gothic Std B" w:hAnsi="Arial" w:cs="Arial"/>
-                                <w:color w:val="000000" w:themeColor="text1"/>
-                                <w:sz w:val="24"/>
-                                <w14:shadow w14:blurRad="38100" w14:dist="19050" w14:dir="2700000" w14:sx="100000" w14:sy="100000" w14:kx="0" w14:ky="0" w14:algn="tl">
-                                  <w14:schemeClr w14:val="dk1">
-                                    <w14:alpha w14:val="60000"/>
-                                  </w14:schemeClr>
-                                </w14:shadow>
-                                <w14:textOutline w14:w="0" w14:cap="flat" w14:cmpd="sng" w14:algn="ctr">
-                                  <w14:noFill/>
-                                  <w14:prstDash w14:val="solid"/>
-                                  <w14:round/>
-                                </w14:textOutline>
-                              </w:rPr>
-                            </w:pPr>
-                            <w:r>
-                              <w:rPr>
-                                <w:rFonts w:ascii="Arial" w:eastAsia="Adobe Gothic Std B" w:hAnsi="Arial" w:cs="Arial"/>
-                                <w:color w:val="000000" w:themeColor="text1"/>
-                                <w:sz w:val="24"/>
-                                <w14:shadow w14:blurRad="38100" w14:dist="19050" w14:dir="2700000" w14:sx="100000" w14:sy="100000" w14:kx="0" w14:ky="0" w14:algn="tl">
-                                  <w14:schemeClr w14:val="dk1">
-                                    <w14:alpha w14:val="60000"/>
-                                  </w14:schemeClr>
-                                </w14:shadow>
-                                <w14:textOutline w14:w="0" w14:cap="flat" w14:cmpd="sng" w14:algn="ctr">
-                                  <w14:noFill/>
-                                  <w14:prstDash w14:val="solid"/>
-                                  <w14:round/>
-                                </w14:textOutline>
-                              </w:rPr>
-                              <w:t>GERARDO S. CRUZ</w:t>
-                            </w:r>
-                          </w:p>
-                          <w:p>
-                            <w:pPr>
-                              <w:spacing w:after="0" w:line="240" w:lineRule="auto"/>
-                              <w:jc w:val="center"/>
-                              <w:rPr>
-                                <w:rFonts w:ascii="Arial" w:eastAsia="Adobe Gothic Std B" w:hAnsi="Arial" w:cs="Arial"/>
-                                <w:color w:val="000000" w:themeColor="text1"/>
-                                <w14:shadow w14:blurRad="38100" w14:dist="19050" w14:dir="2700000" w14:sx="100000" w14:sy="100000" w14:kx="0" w14:ky="0" w14:algn="tl">
-                                  <w14:schemeClr w14:val="dk1">
-                                    <w14:alpha w14:val="60000"/>
-                                  </w14:schemeClr>
-                                </w14:shadow>
-                                <w14:textOutline w14:w="0" w14:cap="flat" w14:cmpd="sng" w14:algn="ctr">
-                                  <w14:noFill/>
-                                  <w14:prstDash w14:val="solid"/>
-                                  <w14:round/>
-                                </w14:textOutline>
-                              </w:rPr>
-                            </w:pPr>
-                            <w:r>
-                              <w:rPr>
-                                <w:rFonts w:ascii="Arial" w:eastAsia="Adobe Gothic Std B" w:hAnsi="Arial" w:cs="Arial"/>
-                                <w:color w:val="000000" w:themeColor="text1"/>
-                                <w14:shadow w14:blurRad="38100" w14:dist="19050" w14:dir="2700000" w14:sx="100000" w14:sy="100000" w14:kx="0" w14:ky="0" w14:algn="tl">
-                                  <w14:schemeClr w14:val="dk1">
-                                    <w14:alpha w14:val="60000"/>
-                                  </w14:schemeClr>
-                                </w14:shadow>
-                                <w14:textOutline w14:w="0" w14:cap="flat" w14:cmpd="sng" w14:algn="ctr">
-                                  <w14:noFill/>
-                                  <w14:prstDash w14:val="solid"/>
-                                  <w14:round/>
-                                </w14:textOutline>
-                              </w:rPr>
-                              <w:t>Punong Barangay</w:t>
-                            </w:r>
-                          </w:p>
-                        </w:txbxContent>
-                      </wps:txbx>
-                      <wps:bodyPr rot="0" vert="horz" wrap="square" lIns="91440" tIns="45720" rIns="91440" bIns="45720" anchor="t" anchorCtr="0">
-                        <a:noAutofit/>
-                      </wps:bodyPr>
-                    </wps:wsp>
-                  </a:graphicData>
-                </a:graphic>
-                <wp14:sizeRelH relativeFrom="margin">
-                  <wp14:pctWidth>0</wp14:pctWidth>
-                </wp14:sizeRelH>
-                <wp14:sizeRelV relativeFrom="margin">
-                  <wp14:pctHeight>0</wp14:pctHeight>
-                </wp14:sizeRelV>
-              </wp:anchor>
-            </w:drawing>
-          </mc:Choice>
-          <mc:Fallback>
-            <w:pict>
-              <v:shape w14:anchorId="6583B716" id="_x0000_s1031" type="#_x0000_t202" style="position:absolute;margin-left:0;margin-top:634.6pt;width:338.5pt;height:100.55pt;z-index:251648000;visibility:visible;mso-wrap-style:square;mso-width-percent:0;mso-height-percent:0;mso-wrap-distance-left:9pt;mso-wrap-distance-top:3.6pt;mso-wrap-distance-right:9pt;mso-wrap-distance-bottom:3.6pt;mso-position-horizontal:center;mso-position-horizontal-relative:margin;mso-position-vertical:absolute;mso-position-vertical-relative:text;mso-width-percent:0;mso-height-percent:0;mso-width-relative:margin;mso-height-relative:margin;v-text-anchor:top" o:gfxdata="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" filled="f" stroked="f">
-                <v:textbox>
-                  <w:txbxContent>
-                    <w:p>
-                      <w:pPr>
-                        <w:spacing w:after="0" w:line="240" w:lineRule="auto"/>
-                        <w:jc w:val="center"/>
-                        <w:rPr>
-                          <w:rFonts w:ascii="Arial" w:eastAsia="Adobe Gothic Std B" w:hAnsi="Arial" w:cs="Arial"/>
-                          <w:color w:val="000000" w:themeColor="text1"/>
-                          <w:sz w:val="24"/>
-                          <w14:shadow w14:blurRad="38100" w14:dist="19050" w14:dir="2700000" w14:sx="100000" w14:sy="100000" w14:kx="0" w14:ky="0" w14:algn="tl">
-                            <w14:schemeClr w14:val="dk1">
-                              <w14:alpha w14:val="60000"/>
-                            </w14:schemeClr>
-                          </w14:shadow>
-                          <w14:textOutline w14:w="0" w14:cap="flat" w14:cmpd="sng" w14:algn="ctr">
-                            <w14:noFill/>
-                            <w14:prstDash w14:val="solid"/>
-                            <w14:round/>
-                          </w14:textOutline>
-                        </w:rPr>
-                      </w:pPr>
-                      <w:r>
-                        <w:rPr>
-                          <w:rFonts w:ascii="Arial" w:eastAsia="Adobe Gothic Std B" w:hAnsi="Arial" w:cs="Arial"/>
-                          <w:color w:val="000000" w:themeColor="text1"/>
-                          <w:sz w:val="24"/>
-                          <w14:shadow w14:blurRad="38100" w14:dist="19050" w14:dir="2700000" w14:sx="100000" w14:sy="100000" w14:kx="0" w14:ky="0" w14:algn="tl">
-                            <w14:schemeClr w14:val="dk1">
-                              <w14:alpha w14:val="60000"/>
-                            </w14:schemeClr>
-                          </w14:shadow>
-                          <w14:textOutline w14:w="0" w14:cap="flat" w14:cmpd="sng" w14:algn="ctr">
-                            <w14:noFill/>
-                            <w14:prstDash w14:val="solid"/>
-                            <w14:round/>
-                          </w14:textOutline>
-                        </w:rPr>
-                        <w:t>GERARDO S. CRUZ</w:t>
-                      </w:r>
-                    </w:p>
-                    <w:p>
-                      <w:pPr>
-                        <w:spacing w:after="0" w:line="240" w:lineRule="auto"/>
-                        <w:jc w:val="center"/>
-                        <w:rPr>
-                          <w:rFonts w:ascii="Arial" w:eastAsia="Adobe Gothic Std B" w:hAnsi="Arial" w:cs="Arial"/>
-                          <w:color w:val="000000" w:themeColor="text1"/>
-                          <w14:shadow w14:blurRad="38100" w14:dist="19050" w14:dir="2700000" w14:sx="100000" w14:sy="100000" w14:kx="0" w14:ky="0" w14:algn="tl">
-                            <w14:schemeClr w14:val="dk1">
-                              <w14:alpha w14:val="60000"/>
-                            </w14:schemeClr>
-                          </w14:shadow>
-                          <w14:textOutline w14:w="0" w14:cap="flat" w14:cmpd="sng" w14:algn="ctr">
-                            <w14:noFill/>
-                            <w14:prstDash w14:val="solid"/>
-                            <w14:round/>
-                          </w14:textOutline>
-                        </w:rPr>
-                      </w:pPr>
-                      <w:proofErr w:type="spellStart"/>
-                      <w:r>
-                        <w:rPr>
-                          <w:rFonts w:ascii="Arial" w:eastAsia="Adobe Gothic Std B" w:hAnsi="Arial" w:cs="Arial"/>
-                          <w:color w:val="000000" w:themeColor="text1"/>
-                          <w14:shadow w14:blurRad="38100" w14:dist="19050" w14:dir="2700000" w14:sx="100000" w14:sy="100000" w14:kx="0" w14:ky="0" w14:algn="tl">
-                            <w14:schemeClr w14:val="dk1">
-                              <w14:alpha w14:val="60000"/>
-                            </w14:schemeClr>
-                          </w14:shadow>
-                          <w14:textOutline w14:w="0" w14:cap="flat" w14:cmpd="sng" w14:algn="ctr">
-                            <w14:noFill/>
-                            <w14:prstDash w14:val="solid"/>
-                            <w14:round/>
-                          </w14:textOutline>
-                        </w:rPr>
-                        <w:t>Punong</w:t>
-                      </w:r>
-                      <w:proofErr w:type="spellEnd"/>
-                      <w:r>
-                        <w:rPr>
-                          <w:rFonts w:ascii="Arial" w:eastAsia="Adobe Gothic Std B" w:hAnsi="Arial" w:cs="Arial"/>
-                          <w:color w:val="000000" w:themeColor="text1"/>
-                          <w14:shadow w14:blurRad="38100" w14:dist="19050" w14:dir="2700000" w14:sx="100000" w14:sy="100000" w14:kx="0" w14:ky="0" w14:algn="tl">
-                            <w14:schemeClr w14:val="dk1">
-                              <w14:alpha w14:val="60000"/>
-                            </w14:schemeClr>
-                          </w14:shadow>
-                          <w14:textOutline w14:w="0" w14:cap="flat" w14:cmpd="sng" w14:algn="ctr">
-                            <w14:noFill/>
-                            <w14:prstDash w14:val="solid"/>
-                            <w14:round/>
-                          </w14:textOutline>
-                        </w:rPr>
-                        <w:t xml:space="preserve"> Barangay</w:t>
-                      </w:r>
-                    </w:p>
-                  </w:txbxContent>
-                </v:textbox>
-                <w10:wrap anchorx="margin"/>
-              </v:shape>
-            </w:pict>
-          </mc:Fallback>
-        </mc:AlternateContent>
-      </w:r>
-      <w:r>
         <w:br w:type="page"/>
       </w:r>
     </w:p>
@@ -2465,582 +1584,71 @@
       <w:r>
         <w:rPr>
           <w:noProof/>
+          <w:lang w:eastAsia="en-GB"/>
         </w:rPr>
         <w:lastRenderedPageBreak/>
-        <w:pict>
-          <v:shapetype id="_x0000_t75" coordsize="21600,21600" o:spt="75" o:preferrelative="t" path="m@4@5l@4@11@9@11@9@5xe" filled="f" stroked="f">
-            <v:stroke joinstyle="miter"/>
-            <v:formulas>
-              <v:f eqn="if lineDrawn pixelLineWidth 0"/>
-              <v:f eqn="sum @0 1 0"/>
-              <v:f eqn="sum 0 0 @1"/>
-              <v:f eqn="prod @2 1 2"/>
-              <v:f eqn="prod @3 21600 pixelWidth"/>
-              <v:f eqn="prod @3 21600 pixelHeight"/>
-              <v:f eqn="sum @0 0 1"/>
-              <v:f eqn="prod @6 1 2"/>
-              <v:f eqn="prod @7 21600 pixelWidth"/>
-              <v:f eqn="sum @8 21600 0"/>
-              <v:f eqn="prod @7 21600 pixelHeight"/>
-              <v:f eqn="sum @10 21600 0"/>
-            </v:formulas>
-            <v:path o:extrusionok="f" gradientshapeok="t" o:connecttype="rect"/>
-            <o:lock v:ext="edit" aspectratio="t"/>
-          </v:shapetype>
-          <v:shape id="_x0000_s1027" type="#_x0000_t75" style="position:absolute;margin-left:-.95pt;margin-top:-29.7pt;width:101.45pt;height:101.45pt;z-index:251672576;mso-position-horizontal-relative:margin;mso-position-vertical-relative:margin">
-            <v:imagedata r:id="rId10" o:title="logo"/>
-            <w10:wrap anchorx="margin" anchory="margin"/>
-          </v:shape>
-        </w:pict>
-      </w:r>
-      <w:r>
-        <w:rPr>
-          <w:noProof/>
-          <w:lang w:eastAsia="en-GB"/>
-        </w:rPr>
-        <mc:AlternateContent>
-          <mc:Choice Requires="wps">
-            <w:drawing>
-              <wp:anchor distT="45720" distB="45720" distL="114300" distR="114300" simplePos="0" relativeHeight="251653120" behindDoc="0" locked="0" layoutInCell="1" allowOverlap="1" wp14:anchorId="5C3EEF87" wp14:editId="7577F345">
-                <wp:simplePos x="0" y="0"/>
-                <wp:positionH relativeFrom="margin">
-                  <wp:align>center</wp:align>
-                </wp:positionH>
-                <wp:positionV relativeFrom="paragraph">
-                  <wp:posOffset>-249555</wp:posOffset>
-                </wp:positionV>
-                <wp:extent cx="4298950" cy="1114425"/>
-                <wp:effectExtent l="0" t="0" r="0" b="0"/>
-                <wp:wrapNone/>
-                <wp:docPr id="32" name="Text Box 2"/>
-                <wp:cNvGraphicFramePr>
-                  <a:graphicFrameLocks xmlns:a="http://schemas.openxmlformats.org/drawingml/2006/main"/>
-                </wp:cNvGraphicFramePr>
-                <a:graphic xmlns:a="http://schemas.openxmlformats.org/drawingml/2006/main">
-                  <a:graphicData uri="http://schemas.microsoft.com/office/word/2010/wordprocessingShape">
-                    <wps:wsp>
-                      <wps:cNvSpPr txBox="1">
-                        <a:spLocks noChangeArrowheads="1"/>
-                      </wps:cNvSpPr>
-                      <wps:spPr bwMode="auto">
-                        <a:xfrm>
-                          <a:off x="0" y="0"/>
-                          <a:ext cx="4298950" cy="1114425"/>
-                        </a:xfrm>
-                        <a:prstGeom prst="rect">
-                          <a:avLst/>
-                        </a:prstGeom>
-                        <a:noFill/>
-                        <a:ln w="9525">
-                          <a:noFill/>
-                          <a:miter lim="800000"/>
-                          <a:headEnd/>
-                          <a:tailEnd/>
-                        </a:ln>
-                      </wps:spPr>
-                      <wps:txbx>
-                        <w:txbxContent>
-                          <w:p>
-                            <w:pPr>
-                              <w:spacing w:after="0" w:line="240" w:lineRule="auto"/>
-                              <w:jc w:val="center"/>
-                              <w:rPr>
-                                <w:rFonts w:ascii="Arial" w:eastAsia="Adobe Gothic Std B" w:hAnsi="Arial" w:cs="Arial"/>
-                                <w:color w:val="000000" w:themeColor="text1"/>
-                                <w:sz w:val="24"/>
-                                <w14:shadow w14:blurRad="38100" w14:dist="19050" w14:dir="2700000" w14:sx="100000" w14:sy="100000" w14:kx="0" w14:ky="0" w14:algn="tl">
-                                  <w14:schemeClr w14:val="dk1">
-                                    <w14:alpha w14:val="60000"/>
-                                  </w14:schemeClr>
-                                </w14:shadow>
-                                <w14:textOutline w14:w="0" w14:cap="flat" w14:cmpd="sng" w14:algn="ctr">
-                                  <w14:noFill/>
-                                  <w14:prstDash w14:val="solid"/>
-                                  <w14:round/>
-                                </w14:textOutline>
-                              </w:rPr>
-                            </w:pPr>
-                            <w:r>
-                              <w:rPr>
-                                <w:rFonts w:ascii="Arial" w:eastAsia="Adobe Gothic Std B" w:hAnsi="Arial" w:cs="Arial"/>
-                                <w:color w:val="000000" w:themeColor="text1"/>
-                                <w:sz w:val="24"/>
-                                <w14:shadow w14:blurRad="38100" w14:dist="19050" w14:dir="2700000" w14:sx="100000" w14:sy="100000" w14:kx="0" w14:ky="0" w14:algn="tl">
-                                  <w14:schemeClr w14:val="dk1">
-                                    <w14:alpha w14:val="60000"/>
-                                  </w14:schemeClr>
-                                </w14:shadow>
-                                <w14:textOutline w14:w="0" w14:cap="flat" w14:cmpd="sng" w14:algn="ctr">
-                                  <w14:noFill/>
-                                  <w14:prstDash w14:val="solid"/>
-                                  <w14:round/>
-                                </w14:textOutline>
-                              </w:rPr>
-                              <w:t>Republic of the Philippines</w:t>
-                            </w:r>
-                          </w:p>
-                          <w:p>
-                            <w:pPr>
-                              <w:spacing w:after="0" w:line="240" w:lineRule="auto"/>
-                              <w:jc w:val="center"/>
-                              <w:rPr>
-                                <w:rFonts w:ascii="Arial" w:eastAsia="Adobe Gothic Std B" w:hAnsi="Arial" w:cs="Arial"/>
-                                <w:color w:val="000000" w:themeColor="text1"/>
-                                <w:sz w:val="24"/>
-                                <w14:shadow w14:blurRad="38100" w14:dist="19050" w14:dir="2700000" w14:sx="100000" w14:sy="100000" w14:kx="0" w14:ky="0" w14:algn="tl">
-                                  <w14:schemeClr w14:val="dk1">
-                                    <w14:alpha w14:val="60000"/>
-                                  </w14:schemeClr>
-                                </w14:shadow>
-                                <w14:textOutline w14:w="0" w14:cap="flat" w14:cmpd="sng" w14:algn="ctr">
-                                  <w14:noFill/>
-                                  <w14:prstDash w14:val="solid"/>
-                                  <w14:round/>
-                                </w14:textOutline>
-                              </w:rPr>
-                            </w:pPr>
-                            <w:r>
-                              <w:rPr>
-                                <w:rFonts w:ascii="Arial" w:eastAsia="Adobe Gothic Std B" w:hAnsi="Arial" w:cs="Arial"/>
-                                <w:color w:val="000000" w:themeColor="text1"/>
-                                <w:sz w:val="24"/>
-                                <w14:shadow w14:blurRad="38100" w14:dist="19050" w14:dir="2700000" w14:sx="100000" w14:sy="100000" w14:kx="0" w14:ky="0" w14:algn="tl">
-                                  <w14:schemeClr w14:val="dk1">
-                                    <w14:alpha w14:val="60000"/>
-                                  </w14:schemeClr>
-                                </w14:shadow>
-                                <w14:textOutline w14:w="0" w14:cap="flat" w14:cmpd="sng" w14:algn="ctr">
-                                  <w14:noFill/>
-                                  <w14:prstDash w14:val="solid"/>
-                                  <w14:round/>
-                                </w14:textOutline>
-                              </w:rPr>
-                              <w:t>Province of Bulacan</w:t>
-                            </w:r>
-                          </w:p>
-                          <w:p>
-                            <w:pPr>
-                              <w:spacing w:after="0" w:line="240" w:lineRule="auto"/>
-                              <w:jc w:val="center"/>
-                              <w:rPr>
-                                <w:rFonts w:ascii="Arial" w:eastAsia="Adobe Gothic Std B" w:hAnsi="Arial" w:cs="Arial"/>
-                                <w:color w:val="000000" w:themeColor="text1"/>
-                                <w:sz w:val="24"/>
-                                <w14:shadow w14:blurRad="38100" w14:dist="19050" w14:dir="2700000" w14:sx="100000" w14:sy="100000" w14:kx="0" w14:ky="0" w14:algn="tl">
-                                  <w14:schemeClr w14:val="dk1">
-                                    <w14:alpha w14:val="60000"/>
-                                  </w14:schemeClr>
-                                </w14:shadow>
-                                <w14:textOutline w14:w="0" w14:cap="flat" w14:cmpd="sng" w14:algn="ctr">
-                                  <w14:noFill/>
-                                  <w14:prstDash w14:val="solid"/>
-                                  <w14:round/>
-                                </w14:textOutline>
-                              </w:rPr>
-                            </w:pPr>
-                            <w:r>
-                              <w:rPr>
-                                <w:rFonts w:ascii="Arial" w:eastAsia="Adobe Gothic Std B" w:hAnsi="Arial" w:cs="Arial"/>
-                                <w:color w:val="000000" w:themeColor="text1"/>
-                                <w:sz w:val="24"/>
-                                <w14:shadow w14:blurRad="38100" w14:dist="19050" w14:dir="2700000" w14:sx="100000" w14:sy="100000" w14:kx="0" w14:ky="0" w14:algn="tl">
-                                  <w14:schemeClr w14:val="dk1">
-                                    <w14:alpha w14:val="60000"/>
-                                  </w14:schemeClr>
-                                </w14:shadow>
-                                <w14:textOutline w14:w="0" w14:cap="flat" w14:cmpd="sng" w14:algn="ctr">
-                                  <w14:noFill/>
-                                  <w14:prstDash w14:val="solid"/>
-                                  <w14:round/>
-                                </w14:textOutline>
-                              </w:rPr>
-                              <w:t>Municipality of Pandi</w:t>
-                            </w:r>
-                          </w:p>
-                          <w:p>
-                            <w:pPr>
-                              <w:spacing w:after="0" w:line="240" w:lineRule="auto"/>
-                              <w:jc w:val="center"/>
-                              <w:rPr>
-                                <w:rFonts w:ascii="Arial Rounded MT Bold" w:eastAsia="Adobe Gothic Std B" w:hAnsi="Arial Rounded MT Bold"/>
-                                <w:b/>
-                                <w:color w:val="000000" w:themeColor="text1"/>
-                                <w:sz w:val="24"/>
-                                <w14:shadow w14:blurRad="38100" w14:dist="19050" w14:dir="2700000" w14:sx="100000" w14:sy="100000" w14:kx="0" w14:ky="0" w14:algn="tl">
-                                  <w14:schemeClr w14:val="dk1">
-                                    <w14:alpha w14:val="60000"/>
-                                  </w14:schemeClr>
-                                </w14:shadow>
-                                <w14:textOutline w14:w="0" w14:cap="flat" w14:cmpd="sng" w14:algn="ctr">
-                                  <w14:noFill/>
-                                  <w14:prstDash w14:val="solid"/>
-                                  <w14:round/>
-                                </w14:textOutline>
-                              </w:rPr>
-                            </w:pPr>
-                            <w:r>
-                              <w:rPr>
-                                <w:rFonts w:ascii="Arial Rounded MT Bold" w:eastAsia="Adobe Gothic Std B" w:hAnsi="Arial Rounded MT Bold"/>
-                                <w:b/>
-                                <w:color w:val="000000" w:themeColor="text1"/>
-                                <w:sz w:val="24"/>
-                                <w14:shadow w14:blurRad="38100" w14:dist="19050" w14:dir="2700000" w14:sx="100000" w14:sy="100000" w14:kx="0" w14:ky="0" w14:algn="tl">
-                                  <w14:schemeClr w14:val="dk1">
-                                    <w14:alpha w14:val="60000"/>
-                                  </w14:schemeClr>
-                                </w14:shadow>
-                                <w14:textOutline w14:w="0" w14:cap="flat" w14:cmpd="sng" w14:algn="ctr">
-                                  <w14:noFill/>
-                                  <w14:prstDash w14:val="solid"/>
-                                  <w14:round/>
-                                </w14:textOutline>
-                              </w:rPr>
-                              <w:t>BARANGAY CACARONG MATANDA</w:t>
-                            </w:r>
-                          </w:p>
-                          <w:p>
-                            <w:pPr>
-                              <w:spacing w:after="0" w:line="240" w:lineRule="auto"/>
-                              <w:jc w:val="center"/>
-                              <w:rPr>
-                                <w:rFonts w:ascii="Arial" w:eastAsia="Adobe Gothic Std B" w:hAnsi="Arial" w:cs="Arial"/>
-                                <w:color w:val="000000" w:themeColor="text1"/>
-                                <w:sz w:val="24"/>
-                                <w14:shadow w14:blurRad="38100" w14:dist="19050" w14:dir="2700000" w14:sx="100000" w14:sy="100000" w14:kx="0" w14:ky="0" w14:algn="tl">
-                                  <w14:schemeClr w14:val="dk1">
-                                    <w14:alpha w14:val="60000"/>
-                                  </w14:schemeClr>
-                                </w14:shadow>
-                                <w14:textOutline w14:w="0" w14:cap="flat" w14:cmpd="sng" w14:algn="ctr">
-                                  <w14:noFill/>
-                                  <w14:prstDash w14:val="solid"/>
-                                  <w14:round/>
-                                </w14:textOutline>
-                              </w:rPr>
-                            </w:pPr>
-                            <w:r>
-                              <w:rPr>
-                                <w:rFonts w:ascii="Arial" w:eastAsia="Adobe Gothic Std B" w:hAnsi="Arial" w:cs="Arial"/>
-                                <w:color w:val="000000" w:themeColor="text1"/>
-                                <w:sz w:val="24"/>
-                                <w14:shadow w14:blurRad="38100" w14:dist="19050" w14:dir="2700000" w14:sx="100000" w14:sy="100000" w14:kx="0" w14:ky="0" w14:algn="tl">
-                                  <w14:schemeClr w14:val="dk1">
-                                    <w14:alpha w14:val="60000"/>
-                                  </w14:schemeClr>
-                                </w14:shadow>
-                                <w14:textOutline w14:w="0" w14:cap="flat" w14:cmpd="sng" w14:algn="ctr">
-                                  <w14:noFill/>
-                                  <w14:prstDash w14:val="solid"/>
-                                  <w14:round/>
-                                </w14:textOutline>
-                              </w:rPr>
-                              <w:t>Office of the Punong Barangay</w:t>
-                            </w:r>
-                          </w:p>
-                        </w:txbxContent>
-                      </wps:txbx>
-                      <wps:bodyPr rot="0" vert="horz" wrap="square" lIns="91440" tIns="45720" rIns="91440" bIns="45720" anchor="t" anchorCtr="0">
-                        <a:noAutofit/>
-                      </wps:bodyPr>
-                    </wps:wsp>
-                  </a:graphicData>
-                </a:graphic>
-                <wp14:sizeRelH relativeFrom="margin">
-                  <wp14:pctWidth>0</wp14:pctWidth>
-                </wp14:sizeRelH>
-                <wp14:sizeRelV relativeFrom="margin">
-                  <wp14:pctHeight>0</wp14:pctHeight>
-                </wp14:sizeRelV>
-              </wp:anchor>
-            </w:drawing>
-          </mc:Choice>
-          <mc:Fallback>
-            <w:pict>
-              <v:shape w14:anchorId="5C3EEF87" id="_x0000_s1032" type="#_x0000_t202" style="position:absolute;margin-left:0;margin-top:-19.65pt;width:338.5pt;height:87.75pt;z-index:251653120;visibility:visible;mso-wrap-style:square;mso-width-percent:0;mso-height-percent:0;mso-wrap-distance-left:9pt;mso-wrap-distance-top:3.6pt;mso-wrap-distance-right:9pt;mso-wrap-distance-bottom:3.6pt;mso-position-horizontal:center;mso-position-horizontal-relative:margin;mso-position-vertical:absolute;mso-position-vertical-relative:text;mso-width-percent:0;mso-height-percent:0;mso-width-relative:margin;mso-height-relative:margin;v-text-anchor:top" o:gfxdata="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" filled="f" stroked="f">
-                <v:textbox>
-                  <w:txbxContent>
-                    <w:p>
-                      <w:pPr>
-                        <w:spacing w:after="0" w:line="240" w:lineRule="auto"/>
-                        <w:jc w:val="center"/>
-                        <w:rPr>
-                          <w:rFonts w:ascii="Arial" w:eastAsia="Adobe Gothic Std B" w:hAnsi="Arial" w:cs="Arial"/>
-                          <w:color w:val="000000" w:themeColor="text1"/>
-                          <w:sz w:val="24"/>
-                          <w14:shadow w14:blurRad="38100" w14:dist="19050" w14:dir="2700000" w14:sx="100000" w14:sy="100000" w14:kx="0" w14:ky="0" w14:algn="tl">
-                            <w14:schemeClr w14:val="dk1">
-                              <w14:alpha w14:val="60000"/>
-                            </w14:schemeClr>
-                          </w14:shadow>
-                          <w14:textOutline w14:w="0" w14:cap="flat" w14:cmpd="sng" w14:algn="ctr">
-                            <w14:noFill/>
-                            <w14:prstDash w14:val="solid"/>
-                            <w14:round/>
-                          </w14:textOutline>
-                        </w:rPr>
-                      </w:pPr>
-                      <w:r>
-                        <w:rPr>
-                          <w:rFonts w:ascii="Arial" w:eastAsia="Adobe Gothic Std B" w:hAnsi="Arial" w:cs="Arial"/>
-                          <w:color w:val="000000" w:themeColor="text1"/>
-                          <w:sz w:val="24"/>
-                          <w14:shadow w14:blurRad="38100" w14:dist="19050" w14:dir="2700000" w14:sx="100000" w14:sy="100000" w14:kx="0" w14:ky="0" w14:algn="tl">
-                            <w14:schemeClr w14:val="dk1">
-                              <w14:alpha w14:val="60000"/>
-                            </w14:schemeClr>
-                          </w14:shadow>
-                          <w14:textOutline w14:w="0" w14:cap="flat" w14:cmpd="sng" w14:algn="ctr">
-                            <w14:noFill/>
-                            <w14:prstDash w14:val="solid"/>
-                            <w14:round/>
-                          </w14:textOutline>
-                        </w:rPr>
-                        <w:t>Republic of the Philippines</w:t>
-                      </w:r>
-                    </w:p>
-                    <w:p>
-                      <w:pPr>
-                        <w:spacing w:after="0" w:line="240" w:lineRule="auto"/>
-                        <w:jc w:val="center"/>
-                        <w:rPr>
-                          <w:rFonts w:ascii="Arial" w:eastAsia="Adobe Gothic Std B" w:hAnsi="Arial" w:cs="Arial"/>
-                          <w:color w:val="000000" w:themeColor="text1"/>
-                          <w:sz w:val="24"/>
-                          <w14:shadow w14:blurRad="38100" w14:dist="19050" w14:dir="2700000" w14:sx="100000" w14:sy="100000" w14:kx="0" w14:ky="0" w14:algn="tl">
-                            <w14:schemeClr w14:val="dk1">
-                              <w14:alpha w14:val="60000"/>
-                            </w14:schemeClr>
-                          </w14:shadow>
-                          <w14:textOutline w14:w="0" w14:cap="flat" w14:cmpd="sng" w14:algn="ctr">
-                            <w14:noFill/>
-                            <w14:prstDash w14:val="solid"/>
-                            <w14:round/>
-                          </w14:textOutline>
-                        </w:rPr>
-                      </w:pPr>
-                      <w:r>
-                        <w:rPr>
-                          <w:rFonts w:ascii="Arial" w:eastAsia="Adobe Gothic Std B" w:hAnsi="Arial" w:cs="Arial"/>
-                          <w:color w:val="000000" w:themeColor="text1"/>
-                          <w:sz w:val="24"/>
-                          <w14:shadow w14:blurRad="38100" w14:dist="19050" w14:dir="2700000" w14:sx="100000" w14:sy="100000" w14:kx="0" w14:ky="0" w14:algn="tl">
-                            <w14:schemeClr w14:val="dk1">
-                              <w14:alpha w14:val="60000"/>
-                            </w14:schemeClr>
-                          </w14:shadow>
-                          <w14:textOutline w14:w="0" w14:cap="flat" w14:cmpd="sng" w14:algn="ctr">
-                            <w14:noFill/>
-                            <w14:prstDash w14:val="solid"/>
-                            <w14:round/>
-                          </w14:textOutline>
-                        </w:rPr>
-                        <w:t xml:space="preserve">Province of </w:t>
-                      </w:r>
-                      <w:proofErr w:type="spellStart"/>
-                      <w:r>
-                        <w:rPr>
-                          <w:rFonts w:ascii="Arial" w:eastAsia="Adobe Gothic Std B" w:hAnsi="Arial" w:cs="Arial"/>
-                          <w:color w:val="000000" w:themeColor="text1"/>
-                          <w:sz w:val="24"/>
-                          <w14:shadow w14:blurRad="38100" w14:dist="19050" w14:dir="2700000" w14:sx="100000" w14:sy="100000" w14:kx="0" w14:ky="0" w14:algn="tl">
-                            <w14:schemeClr w14:val="dk1">
-                              <w14:alpha w14:val="60000"/>
-                            </w14:schemeClr>
-                          </w14:shadow>
-                          <w14:textOutline w14:w="0" w14:cap="flat" w14:cmpd="sng" w14:algn="ctr">
-                            <w14:noFill/>
-                            <w14:prstDash w14:val="solid"/>
-                            <w14:round/>
-                          </w14:textOutline>
-                        </w:rPr>
-                        <w:t>Bulacan</w:t>
-                      </w:r>
-                      <w:proofErr w:type="spellEnd"/>
-                    </w:p>
-                    <w:p>
-                      <w:pPr>
-                        <w:spacing w:after="0" w:line="240" w:lineRule="auto"/>
-                        <w:jc w:val="center"/>
-                        <w:rPr>
-                          <w:rFonts w:ascii="Arial" w:eastAsia="Adobe Gothic Std B" w:hAnsi="Arial" w:cs="Arial"/>
-                          <w:color w:val="000000" w:themeColor="text1"/>
-                          <w:sz w:val="24"/>
-                          <w14:shadow w14:blurRad="38100" w14:dist="19050" w14:dir="2700000" w14:sx="100000" w14:sy="100000" w14:kx="0" w14:ky="0" w14:algn="tl">
-                            <w14:schemeClr w14:val="dk1">
-                              <w14:alpha w14:val="60000"/>
-                            </w14:schemeClr>
-                          </w14:shadow>
-                          <w14:textOutline w14:w="0" w14:cap="flat" w14:cmpd="sng" w14:algn="ctr">
-                            <w14:noFill/>
-                            <w14:prstDash w14:val="solid"/>
-                            <w14:round/>
-                          </w14:textOutline>
-                        </w:rPr>
-                      </w:pPr>
-                      <w:r>
-                        <w:rPr>
-                          <w:rFonts w:ascii="Arial" w:eastAsia="Adobe Gothic Std B" w:hAnsi="Arial" w:cs="Arial"/>
-                          <w:color w:val="000000" w:themeColor="text1"/>
-                          <w:sz w:val="24"/>
-                          <w14:shadow w14:blurRad="38100" w14:dist="19050" w14:dir="2700000" w14:sx="100000" w14:sy="100000" w14:kx="0" w14:ky="0" w14:algn="tl">
-                            <w14:schemeClr w14:val="dk1">
-                              <w14:alpha w14:val="60000"/>
-                            </w14:schemeClr>
-                          </w14:shadow>
-                          <w14:textOutline w14:w="0" w14:cap="flat" w14:cmpd="sng" w14:algn="ctr">
-                            <w14:noFill/>
-                            <w14:prstDash w14:val="solid"/>
-                            <w14:round/>
-                          </w14:textOutline>
-                        </w:rPr>
-                        <w:t xml:space="preserve">Municipality of </w:t>
-                      </w:r>
-                      <w:proofErr w:type="spellStart"/>
-                      <w:r>
-                        <w:rPr>
-                          <w:rFonts w:ascii="Arial" w:eastAsia="Adobe Gothic Std B" w:hAnsi="Arial" w:cs="Arial"/>
-                          <w:color w:val="000000" w:themeColor="text1"/>
-                          <w:sz w:val="24"/>
-                          <w14:shadow w14:blurRad="38100" w14:dist="19050" w14:dir="2700000" w14:sx="100000" w14:sy="100000" w14:kx="0" w14:ky="0" w14:algn="tl">
-                            <w14:schemeClr w14:val="dk1">
-                              <w14:alpha w14:val="60000"/>
-                            </w14:schemeClr>
-                          </w14:shadow>
-                          <w14:textOutline w14:w="0" w14:cap="flat" w14:cmpd="sng" w14:algn="ctr">
-                            <w14:noFill/>
-                            <w14:prstDash w14:val="solid"/>
-                            <w14:round/>
-                          </w14:textOutline>
-                        </w:rPr>
-                        <w:t>Pandi</w:t>
-                      </w:r>
-                      <w:proofErr w:type="spellEnd"/>
-                    </w:p>
-                    <w:p>
-                      <w:pPr>
-                        <w:spacing w:after="0" w:line="240" w:lineRule="auto"/>
-                        <w:jc w:val="center"/>
-                        <w:rPr>
-                          <w:rFonts w:ascii="Arial Rounded MT Bold" w:eastAsia="Adobe Gothic Std B" w:hAnsi="Arial Rounded MT Bold"/>
-                          <w:b/>
-                          <w:color w:val="000000" w:themeColor="text1"/>
-                          <w:sz w:val="24"/>
-                          <w14:shadow w14:blurRad="38100" w14:dist="19050" w14:dir="2700000" w14:sx="100000" w14:sy="100000" w14:kx="0" w14:ky="0" w14:algn="tl">
-                            <w14:schemeClr w14:val="dk1">
-                              <w14:alpha w14:val="60000"/>
-                            </w14:schemeClr>
-                          </w14:shadow>
-                          <w14:textOutline w14:w="0" w14:cap="flat" w14:cmpd="sng" w14:algn="ctr">
-                            <w14:noFill/>
-                            <w14:prstDash w14:val="solid"/>
-                            <w14:round/>
-                          </w14:textOutline>
-                        </w:rPr>
-                      </w:pPr>
-                      <w:r>
-                        <w:rPr>
-                          <w:rFonts w:ascii="Arial Rounded MT Bold" w:eastAsia="Adobe Gothic Std B" w:hAnsi="Arial Rounded MT Bold"/>
-                          <w:b/>
-                          <w:color w:val="000000" w:themeColor="text1"/>
-                          <w:sz w:val="24"/>
-                          <w14:shadow w14:blurRad="38100" w14:dist="19050" w14:dir="2700000" w14:sx="100000" w14:sy="100000" w14:kx="0" w14:ky="0" w14:algn="tl">
-                            <w14:schemeClr w14:val="dk1">
-                              <w14:alpha w14:val="60000"/>
-                            </w14:schemeClr>
-                          </w14:shadow>
-                          <w14:textOutline w14:w="0" w14:cap="flat" w14:cmpd="sng" w14:algn="ctr">
-                            <w14:noFill/>
-                            <w14:prstDash w14:val="solid"/>
-                            <w14:round/>
-                          </w14:textOutline>
-                        </w:rPr>
-                        <w:t>BARANGAY CACARONG MATANDA</w:t>
-                      </w:r>
-                    </w:p>
-                    <w:p>
-                      <w:pPr>
-                        <w:spacing w:after="0" w:line="240" w:lineRule="auto"/>
-                        <w:jc w:val="center"/>
-                        <w:rPr>
-                          <w:rFonts w:ascii="Arial" w:eastAsia="Adobe Gothic Std B" w:hAnsi="Arial" w:cs="Arial"/>
-                          <w:color w:val="000000" w:themeColor="text1"/>
-                          <w:sz w:val="24"/>
-                          <w14:shadow w14:blurRad="38100" w14:dist="19050" w14:dir="2700000" w14:sx="100000" w14:sy="100000" w14:kx="0" w14:ky="0" w14:algn="tl">
-                            <w14:schemeClr w14:val="dk1">
-                              <w14:alpha w14:val="60000"/>
-                            </w14:schemeClr>
-                          </w14:shadow>
-                          <w14:textOutline w14:w="0" w14:cap="flat" w14:cmpd="sng" w14:algn="ctr">
-                            <w14:noFill/>
-                            <w14:prstDash w14:val="solid"/>
-                            <w14:round/>
-                          </w14:textOutline>
-                        </w:rPr>
-                      </w:pPr>
-                      <w:r>
-                        <w:rPr>
-                          <w:rFonts w:ascii="Arial" w:eastAsia="Adobe Gothic Std B" w:hAnsi="Arial" w:cs="Arial"/>
-                          <w:color w:val="000000" w:themeColor="text1"/>
-                          <w:sz w:val="24"/>
-                          <w14:shadow w14:blurRad="38100" w14:dist="19050" w14:dir="2700000" w14:sx="100000" w14:sy="100000" w14:kx="0" w14:ky="0" w14:algn="tl">
-                            <w14:schemeClr w14:val="dk1">
-                              <w14:alpha w14:val="60000"/>
-                            </w14:schemeClr>
-                          </w14:shadow>
-                          <w14:textOutline w14:w="0" w14:cap="flat" w14:cmpd="sng" w14:algn="ctr">
-                            <w14:noFill/>
-                            <w14:prstDash w14:val="solid"/>
-                            <w14:round/>
-                          </w14:textOutline>
-                        </w:rPr>
-                        <w:t xml:space="preserve">Office of the </w:t>
-                      </w:r>
-                      <w:proofErr w:type="spellStart"/>
-                      <w:r>
-                        <w:rPr>
-                          <w:rFonts w:ascii="Arial" w:eastAsia="Adobe Gothic Std B" w:hAnsi="Arial" w:cs="Arial"/>
-                          <w:color w:val="000000" w:themeColor="text1"/>
-                          <w:sz w:val="24"/>
-                          <w14:shadow w14:blurRad="38100" w14:dist="19050" w14:dir="2700000" w14:sx="100000" w14:sy="100000" w14:kx="0" w14:ky="0" w14:algn="tl">
-                            <w14:schemeClr w14:val="dk1">
-                              <w14:alpha w14:val="60000"/>
-                            </w14:schemeClr>
-                          </w14:shadow>
-                          <w14:textOutline w14:w="0" w14:cap="flat" w14:cmpd="sng" w14:algn="ctr">
-                            <w14:noFill/>
-                            <w14:prstDash w14:val="solid"/>
-                            <w14:round/>
-                          </w14:textOutline>
-                        </w:rPr>
-                        <w:t>Punong</w:t>
-                      </w:r>
-                      <w:proofErr w:type="spellEnd"/>
-                      <w:r>
-                        <w:rPr>
-                          <w:rFonts w:ascii="Arial" w:eastAsia="Adobe Gothic Std B" w:hAnsi="Arial" w:cs="Arial"/>
-                          <w:color w:val="000000" w:themeColor="text1"/>
-                          <w:sz w:val="24"/>
-                          <w14:shadow w14:blurRad="38100" w14:dist="19050" w14:dir="2700000" w14:sx="100000" w14:sy="100000" w14:kx="0" w14:ky="0" w14:algn="tl">
-                            <w14:schemeClr w14:val="dk1">
-                              <w14:alpha w14:val="60000"/>
-                            </w14:schemeClr>
-                          </w14:shadow>
-                          <w14:textOutline w14:w="0" w14:cap="flat" w14:cmpd="sng" w14:algn="ctr">
-                            <w14:noFill/>
-                            <w14:prstDash w14:val="solid"/>
-                            <w14:round/>
-                          </w14:textOutline>
-                        </w:rPr>
-                        <w:t xml:space="preserve"> Barangay</w:t>
-                      </w:r>
-                    </w:p>
-                  </w:txbxContent>
-                </v:textbox>
-                <w10:wrap anchorx="margin"/>
-              </v:shape>
-            </w:pict>
-          </mc:Fallback>
-        </mc:AlternateContent>
+        <w:drawing>
+          <wp:anchor distT="0" distB="0" distL="114300" distR="114300" simplePos="0" relativeHeight="251676672" behindDoc="1" locked="0" layoutInCell="1" allowOverlap="1" wp14:anchorId="00F5EBBA" wp14:editId="7560DCB0">
+            <wp:simplePos x="0" y="0"/>
+            <wp:positionH relativeFrom="page">
+              <wp:align>right</wp:align>
+            </wp:positionH>
+            <wp:positionV relativeFrom="paragraph">
+              <wp:posOffset>-608330</wp:posOffset>
+            </wp:positionV>
+            <wp:extent cx="7762875" cy="10038080"/>
+            <wp:effectExtent l="0" t="0" r="9525" b="1270"/>
+            <wp:wrapNone/>
+            <wp:docPr id="2" name="Picture 2" descr="C:\Users\kobe0\AppData\Local\Microsoft\Windows\INetCache\Content.Word\bg brgy_pages-to-jpg-0001.jpg"/>
+            <wp:cNvGraphicFramePr>
+              <a:graphicFrameLocks xmlns:a="http://schemas.openxmlformats.org/drawingml/2006/main" noChangeAspect="1"/>
+            </wp:cNvGraphicFramePr>
+            <a:graphic xmlns:a="http://schemas.openxmlformats.org/drawingml/2006/main">
+              <a:graphicData uri="http://schemas.openxmlformats.org/drawingml/2006/picture">
+                <pic:pic xmlns:pic="http://schemas.openxmlformats.org/drawingml/2006/picture">
+                  <pic:nvPicPr>
+                    <pic:cNvPr id="0" name="Picture 5" descr="C:\Users\kobe0\AppData\Local\Microsoft\Windows\INetCache\Content.Word\bg brgy_pages-to-jpg-0001.jpg"/>
+                    <pic:cNvPicPr>
+                      <a:picLocks noChangeAspect="1" noChangeArrowheads="1"/>
+                    </pic:cNvPicPr>
+                  </pic:nvPicPr>
+                  <pic:blipFill>
+                    <a:blip r:embed="rId8" cstate="print">
+                      <a:extLst>
+                        <a:ext uri="{28A0092B-C50C-407E-A947-70E740481C1C}">
+                          <a14:useLocalDpi xmlns:a14="http://schemas.microsoft.com/office/drawing/2010/main" val="0"/>
+                        </a:ext>
+                      </a:extLst>
+                    </a:blip>
+                    <a:srcRect/>
+                    <a:stretch>
+                      <a:fillRect/>
+                    </a:stretch>
+                  </pic:blipFill>
+                  <pic:spPr bwMode="auto">
+                    <a:xfrm>
+                      <a:off x="0" y="0"/>
+                      <a:ext cx="7762875" cy="10038080"/>
+                    </a:xfrm>
+                    <a:prstGeom prst="rect">
+                      <a:avLst/>
+                    </a:prstGeom>
+                    <a:noFill/>
+                    <a:ln>
+                      <a:noFill/>
+                    </a:ln>
+                  </pic:spPr>
+                </pic:pic>
+              </a:graphicData>
+            </a:graphic>
+            <wp14:sizeRelH relativeFrom="page">
+              <wp14:pctWidth>0</wp14:pctWidth>
+            </wp14:sizeRelH>
+            <wp14:sizeRelV relativeFrom="page">
+              <wp14:pctHeight>0</wp14:pctHeight>
+            </wp14:sizeRelV>
+          </wp:anchor>
+        </w:drawing>
       </w:r>
       <w:r>
         <w:rPr>
@@ -3048,7 +1656,7 @@
           <w:lang w:eastAsia="en-GB"/>
         </w:rPr>
         <w:drawing>
-          <wp:anchor distT="0" distB="0" distL="114300" distR="114300" simplePos="0" relativeHeight="251655168" behindDoc="1" locked="0" layoutInCell="1" allowOverlap="1" wp14:anchorId="15BC871E" wp14:editId="7C9856D9">
+          <wp:anchor distT="0" distB="0" distL="114300" distR="114300" simplePos="0" relativeHeight="251655168" behindDoc="1" locked="0" layoutInCell="1" allowOverlap="1" wp14:anchorId="4234CAF2" wp14:editId="7E5A6D18">
             <wp:simplePos x="0" y="0"/>
             <wp:positionH relativeFrom="margin">
               <wp:align>right</wp:align>
@@ -3073,7 +1681,7 @@
                     </pic:cNvPicPr>
                   </pic:nvPicPr>
                   <pic:blipFill>
-                    <a:blip r:embed="rId7">
+                    <a:blip r:embed="rId9">
                       <a:extLst>
                         <a:ext uri="{28A0092B-C50C-407E-A947-70E740481C1C}">
                           <a14:useLocalDpi xmlns:a14="http://schemas.microsoft.com/office/drawing/2010/main" val="0"/>
@@ -3116,7 +1724,7 @@
           <w:lang w:eastAsia="en-GB"/>
         </w:rPr>
         <w:drawing>
-          <wp:anchor distT="0" distB="0" distL="114300" distR="114300" simplePos="0" relativeHeight="251652096" behindDoc="1" locked="0" layoutInCell="1" allowOverlap="1" wp14:anchorId="7B48B193" wp14:editId="2ED1403A">
+          <wp:anchor distT="0" distB="0" distL="114300" distR="114300" simplePos="0" relativeHeight="251652096" behindDoc="1" locked="0" layoutInCell="1" allowOverlap="1" wp14:anchorId="6E1820FC" wp14:editId="2EB659B6">
             <wp:simplePos x="0" y="0"/>
             <wp:positionH relativeFrom="page">
               <wp:align>left</wp:align>
@@ -3141,7 +1749,7 @@
                     </pic:cNvPicPr>
                   </pic:nvPicPr>
                   <pic:blipFill rotWithShape="1">
-                    <a:blip r:embed="rId8" cstate="print">
+                    <a:blip r:embed="rId7" cstate="print">
                       <a:extLst>
                         <a:ext uri="{28A0092B-C50C-407E-A947-70E740481C1C}">
                           <a14:useLocalDpi xmlns:a14="http://schemas.microsoft.com/office/drawing/2010/main" val="0"/>
@@ -3194,6 +1802,8 @@
         <w:jc w:val="center"/>
       </w:pPr>
     </w:p>
+    <w:bookmarkStart w:id="0" w:name="_GoBack"/>
+    <w:bookmarkEnd w:id="0"/>
     <w:p>
       <w:r>
         <w:rPr>
@@ -3934,7 +2544,23 @@
                                       <w:rFonts w:ascii="Arial" w:hAnsi="Arial" w:cs="Arial"/>
                                       <w:b/>
                                     </w:rPr>
-                                    <w:t>{dateOfBirth}</w:t>
+                                    <w:t>{</w:t>
+                                  </w:r>
+                                  <w:proofErr w:type="spellStart"/>
+                                  <w:r>
+                                    <w:rPr>
+                                      <w:rFonts w:ascii="Arial" w:hAnsi="Arial" w:cs="Arial"/>
+                                      <w:b/>
+                                    </w:rPr>
+                                    <w:t>dateOfBirth</w:t>
+                                  </w:r>
+                                  <w:proofErr w:type="spellEnd"/>
+                                  <w:r>
+                                    <w:rPr>
+                                      <w:rFonts w:ascii="Arial" w:hAnsi="Arial" w:cs="Arial"/>
+                                      <w:b/>
+                                    </w:rPr>
+                                    <w:t>}</w:t>
                                   </w:r>
                                 </w:p>
                               </w:tc>
@@ -3981,7 +2607,23 @@
                                       <w:rFonts w:ascii="Arial" w:hAnsi="Arial" w:cs="Arial"/>
                                       <w:b/>
                                     </w:rPr>
-                                    <w:t>{placeOfBirth}</w:t>
+                                    <w:t>{</w:t>
+                                  </w:r>
+                                  <w:proofErr w:type="spellStart"/>
+                                  <w:r>
+                                    <w:rPr>
+                                      <w:rFonts w:ascii="Arial" w:hAnsi="Arial" w:cs="Arial"/>
+                                      <w:b/>
+                                    </w:rPr>
+                                    <w:t>placeOfBirth</w:t>
+                                  </w:r>
+                                  <w:proofErr w:type="spellEnd"/>
+                                  <w:r>
+                                    <w:rPr>
+                                      <w:rFonts w:ascii="Arial" w:hAnsi="Arial" w:cs="Arial"/>
+                                      <w:b/>
+                                    </w:rPr>
+                                    <w:t>}</w:t>
                                   </w:r>
                                 </w:p>
                               </w:tc>
@@ -4028,7 +2670,23 @@
                                       <w:rFonts w:ascii="Arial" w:hAnsi="Arial" w:cs="Arial"/>
                                       <w:b/>
                                     </w:rPr>
-                                    <w:t>{businessName}</w:t>
+                                    <w:t>{</w:t>
+                                  </w:r>
+                                  <w:proofErr w:type="spellStart"/>
+                                  <w:r>
+                                    <w:rPr>
+                                      <w:rFonts w:ascii="Arial" w:hAnsi="Arial" w:cs="Arial"/>
+                                      <w:b/>
+                                    </w:rPr>
+                                    <w:t>businessName</w:t>
+                                  </w:r>
+                                  <w:proofErr w:type="spellEnd"/>
+                                  <w:r>
+                                    <w:rPr>
+                                      <w:rFonts w:ascii="Arial" w:hAnsi="Arial" w:cs="Arial"/>
+                                      <w:b/>
+                                    </w:rPr>
+                                    <w:t>}</w:t>
                                   </w:r>
                                 </w:p>
                               </w:tc>
@@ -4077,6 +2735,7 @@
                                     </w:rPr>
                                     <w:t>{</w:t>
                                   </w:r>
+                                  <w:proofErr w:type="spellStart"/>
                                   <w:r>
                                     <w:rPr>
                                       <w:rFonts w:ascii="Arial" w:hAnsi="Arial" w:cs="Arial"/>
@@ -4084,6 +2743,7 @@
                                     </w:rPr>
                                     <w:t>businessLocation</w:t>
                                   </w:r>
+                                  <w:proofErr w:type="spellEnd"/>
                                   <w:r>
                                     <w:rPr>
                                       <w:rFonts w:ascii="Arial" w:hAnsi="Arial" w:cs="Arial"/>
@@ -4154,8 +2814,6 @@
                                 <w:u w:val="single"/>
                               </w:rPr>
                             </w:pPr>
-                            <w:bookmarkStart w:id="0" w:name="_GoBack"/>
-                            <w:bookmarkEnd w:id="0"/>
                           </w:p>
                           <w:tbl>
                             <w:tblPr>
@@ -4212,7 +2870,25 @@
                                       <w:b/>
                                       <w:sz w:val="24"/>
                                     </w:rPr>
-                                    <w:t>{formDateIssued}</w:t>
+                                    <w:t>{</w:t>
+                                  </w:r>
+                                  <w:proofErr w:type="spellStart"/>
+                                  <w:r>
+                                    <w:rPr>
+                                      <w:rFonts w:ascii="Arial" w:hAnsi="Arial" w:cs="Arial"/>
+                                      <w:b/>
+                                      <w:sz w:val="24"/>
+                                    </w:rPr>
+                                    <w:t>formDateIssued</w:t>
+                                  </w:r>
+                                  <w:proofErr w:type="spellEnd"/>
+                                  <w:r>
+                                    <w:rPr>
+                                      <w:rFonts w:ascii="Arial" w:hAnsi="Arial" w:cs="Arial"/>
+                                      <w:b/>
+                                      <w:sz w:val="24"/>
+                                    </w:rPr>
+                                    <w:t>}</w:t>
                                   </w:r>
                                 </w:p>
                               </w:tc>
@@ -4263,6 +2939,7 @@
                                     </w:rPr>
                                     <w:t>{</w:t>
                                   </w:r>
+                                  <w:proofErr w:type="spellStart"/>
                                   <w:r>
                                     <w:rPr>
                                       <w:rFonts w:ascii="Arial" w:hAnsi="Arial" w:cs="Arial"/>
@@ -4271,6 +2948,7 @@
                                     </w:rPr>
                                     <w:t>expirationDate</w:t>
                                   </w:r>
+                                  <w:proofErr w:type="spellEnd"/>
                                   <w:r>
                                     <w:rPr>
                                       <w:rFonts w:ascii="Arial" w:hAnsi="Arial" w:cs="Arial"/>
@@ -4326,7 +3004,25 @@
                                       <w:b/>
                                       <w:sz w:val="24"/>
                                     </w:rPr>
-                                    <w:t>{CTCNo}</w:t>
+                                    <w:t>{</w:t>
+                                  </w:r>
+                                  <w:proofErr w:type="spellStart"/>
+                                  <w:r>
+                                    <w:rPr>
+                                      <w:rFonts w:ascii="Arial" w:hAnsi="Arial" w:cs="Arial"/>
+                                      <w:b/>
+                                      <w:sz w:val="24"/>
+                                    </w:rPr>
+                                    <w:t>CTCNo</w:t>
+                                  </w:r>
+                                  <w:proofErr w:type="spellEnd"/>
+                                  <w:r>
+                                    <w:rPr>
+                                      <w:rFonts w:ascii="Arial" w:hAnsi="Arial" w:cs="Arial"/>
+                                      <w:b/>
+                                      <w:sz w:val="24"/>
+                                    </w:rPr>
+                                    <w:t>}</w:t>
                                   </w:r>
                                 </w:p>
                               </w:tc>
@@ -4375,8 +3071,18 @@
                                       <w:b/>
                                       <w:sz w:val="24"/>
                                     </w:rPr>
-                                    <w:t>{dateIssued</w:t>
+                                    <w:t>{</w:t>
                                   </w:r>
+                                  <w:proofErr w:type="spellStart"/>
+                                  <w:r>
+                                    <w:rPr>
+                                      <w:rFonts w:ascii="Arial" w:hAnsi="Arial" w:cs="Arial"/>
+                                      <w:b/>
+                                      <w:sz w:val="24"/>
+                                    </w:rPr>
+                                    <w:t>dateIssued</w:t>
+                                  </w:r>
+                                  <w:proofErr w:type="spellEnd"/>
                                   <w:r>
                                     <w:rPr>
                                       <w:rFonts w:ascii="Arial" w:hAnsi="Arial" w:cs="Arial"/>
@@ -4432,7 +3138,25 @@
                                       <w:b/>
                                       <w:sz w:val="24"/>
                                     </w:rPr>
-                                    <w:t>{placeIssued}</w:t>
+                                    <w:t>{</w:t>
+                                  </w:r>
+                                  <w:proofErr w:type="spellStart"/>
+                                  <w:r>
+                                    <w:rPr>
+                                      <w:rFonts w:ascii="Arial" w:hAnsi="Arial" w:cs="Arial"/>
+                                      <w:b/>
+                                      <w:sz w:val="24"/>
+                                    </w:rPr>
+                                    <w:t>placeIssued</w:t>
+                                  </w:r>
+                                  <w:proofErr w:type="spellEnd"/>
+                                  <w:r>
+                                    <w:rPr>
+                                      <w:rFonts w:ascii="Arial" w:hAnsi="Arial" w:cs="Arial"/>
+                                      <w:b/>
+                                      <w:sz w:val="24"/>
+                                    </w:rPr>
+                                    <w:t>}</w:t>
                                   </w:r>
                                 </w:p>
                               </w:tc>
@@ -4481,7 +3205,25 @@
                                       <w:b/>
                                       <w:sz w:val="24"/>
                                     </w:rPr>
-                                    <w:t>{ORNo}</w:t>
+                                    <w:t>{</w:t>
+                                  </w:r>
+                                  <w:proofErr w:type="spellStart"/>
+                                  <w:r>
+                                    <w:rPr>
+                                      <w:rFonts w:ascii="Arial" w:hAnsi="Arial" w:cs="Arial"/>
+                                      <w:b/>
+                                      <w:sz w:val="24"/>
+                                    </w:rPr>
+                                    <w:t>ORNo</w:t>
+                                  </w:r>
+                                  <w:proofErr w:type="spellEnd"/>
+                                  <w:r>
+                                    <w:rPr>
+                                      <w:rFonts w:ascii="Arial" w:hAnsi="Arial" w:cs="Arial"/>
+                                      <w:b/>
+                                      <w:sz w:val="24"/>
+                                    </w:rPr>
+                                    <w:t>}</w:t>
                                   </w:r>
                                 </w:p>
                               </w:tc>
@@ -4549,12 +3291,14 @@
                                       <w:rFonts w:ascii="Arial" w:hAnsi="Arial" w:cs="Arial"/>
                                     </w:rPr>
                                   </w:pPr>
+                                  <w:proofErr w:type="spellStart"/>
                                   <w:r>
                                     <w:rPr>
                                       <w:rFonts w:ascii="Arial" w:hAnsi="Arial" w:cs="Arial"/>
                                     </w:rPr>
                                     <w:t>FormNo</w:t>
                                   </w:r>
+                                  <w:proofErr w:type="spellEnd"/>
                                 </w:p>
                               </w:tc>
                               <w:tc>
@@ -4576,7 +3320,25 @@
                                       <w:b/>
                                       <w:sz w:val="24"/>
                                     </w:rPr>
-                                    <w:t>{formNumber}</w:t>
+                                    <w:t>{</w:t>
+                                  </w:r>
+                                  <w:proofErr w:type="spellStart"/>
+                                  <w:r>
+                                    <w:rPr>
+                                      <w:rFonts w:ascii="Arial" w:hAnsi="Arial" w:cs="Arial"/>
+                                      <w:b/>
+                                      <w:sz w:val="24"/>
+                                    </w:rPr>
+                                    <w:t>formNumber</w:t>
+                                  </w:r>
+                                  <w:proofErr w:type="spellEnd"/>
+                                  <w:r>
+                                    <w:rPr>
+                                      <w:rFonts w:ascii="Arial" w:hAnsi="Arial" w:cs="Arial"/>
+                                      <w:b/>
+                                      <w:sz w:val="24"/>
+                                    </w:rPr>
+                                    <w:t>}</w:t>
                                   </w:r>
                                 </w:p>
                               </w:tc>
@@ -4619,11 +3381,7 @@
           </mc:Choice>
           <mc:Fallback>
             <w:pict>
-              <v:shapetype w14:anchorId="0F07CCF1" id="_x0000_t202" coordsize="21600,21600" o:spt="202" path="m,l,21600r21600,l21600,xe">
-                <v:stroke joinstyle="miter"/>
-                <v:path gradientshapeok="t" o:connecttype="rect"/>
-              </v:shapetype>
-              <v:shape id="_x0000_s1036" type="#_x0000_t202" style="position:absolute;margin-left:488.3pt;margin-top:64.15pt;width:539.5pt;height:520.9pt;z-index:251641853;visibility:visible;mso-wrap-style:square;mso-width-percent:0;mso-height-percent:0;mso-wrap-distance-left:9pt;mso-wrap-distance-top:3.6pt;mso-wrap-distance-right:9pt;mso-wrap-distance-bottom:3.6pt;mso-position-horizontal:right;mso-position-horizontal-relative:margin;mso-position-vertical:absolute;mso-position-vertical-relative:text;mso-width-percent:0;mso-height-percent:0;mso-width-relative:margin;mso-height-relative:margin;v-text-anchor:top" o:gfxdata="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" filled="f" stroked="f">
+              <v:shape w14:anchorId="0F07CCF1" id="_x0000_s1033" type="#_x0000_t202" style="position:absolute;margin-left:488.3pt;margin-top:64.15pt;width:539.5pt;height:520.9pt;z-index:251641853;visibility:visible;mso-wrap-style:square;mso-width-percent:0;mso-height-percent:0;mso-wrap-distance-left:9pt;mso-wrap-distance-top:3.6pt;mso-wrap-distance-right:9pt;mso-wrap-distance-bottom:3.6pt;mso-position-horizontal:right;mso-position-horizontal-relative:margin;mso-position-vertical:absolute;mso-position-vertical-relative:text;mso-width-percent:0;mso-height-percent:0;mso-width-relative:margin;mso-height-relative:margin;v-text-anchor:top" o:gfxdata="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" filled="f" stroked="f">
                 <v:textbox>
                   <w:txbxContent>
                     <w:p>
@@ -4830,7 +3588,23 @@
                                 <w:rFonts w:ascii="Arial" w:hAnsi="Arial" w:cs="Arial"/>
                                 <w:b/>
                               </w:rPr>
-                              <w:t>{dateOfBirth}</w:t>
+                              <w:t>{</w:t>
+                            </w:r>
+                            <w:proofErr w:type="spellStart"/>
+                            <w:r>
+                              <w:rPr>
+                                <w:rFonts w:ascii="Arial" w:hAnsi="Arial" w:cs="Arial"/>
+                                <w:b/>
+                              </w:rPr>
+                              <w:t>dateOfBirth</w:t>
+                            </w:r>
+                            <w:proofErr w:type="spellEnd"/>
+                            <w:r>
+                              <w:rPr>
+                                <w:rFonts w:ascii="Arial" w:hAnsi="Arial" w:cs="Arial"/>
+                                <w:b/>
+                              </w:rPr>
+                              <w:t>}</w:t>
                             </w:r>
                           </w:p>
                         </w:tc>
@@ -4877,7 +3651,23 @@
                                 <w:rFonts w:ascii="Arial" w:hAnsi="Arial" w:cs="Arial"/>
                                 <w:b/>
                               </w:rPr>
-                              <w:t>{placeOfBirth}</w:t>
+                              <w:t>{</w:t>
+                            </w:r>
+                            <w:proofErr w:type="spellStart"/>
+                            <w:r>
+                              <w:rPr>
+                                <w:rFonts w:ascii="Arial" w:hAnsi="Arial" w:cs="Arial"/>
+                                <w:b/>
+                              </w:rPr>
+                              <w:t>placeOfBirth</w:t>
+                            </w:r>
+                            <w:proofErr w:type="spellEnd"/>
+                            <w:r>
+                              <w:rPr>
+                                <w:rFonts w:ascii="Arial" w:hAnsi="Arial" w:cs="Arial"/>
+                                <w:b/>
+                              </w:rPr>
+                              <w:t>}</w:t>
                             </w:r>
                           </w:p>
                         </w:tc>
@@ -4924,7 +3714,23 @@
                                 <w:rFonts w:ascii="Arial" w:hAnsi="Arial" w:cs="Arial"/>
                                 <w:b/>
                               </w:rPr>
-                              <w:t>{businessName}</w:t>
+                              <w:t>{</w:t>
+                            </w:r>
+                            <w:proofErr w:type="spellStart"/>
+                            <w:r>
+                              <w:rPr>
+                                <w:rFonts w:ascii="Arial" w:hAnsi="Arial" w:cs="Arial"/>
+                                <w:b/>
+                              </w:rPr>
+                              <w:t>businessName</w:t>
+                            </w:r>
+                            <w:proofErr w:type="spellEnd"/>
+                            <w:r>
+                              <w:rPr>
+                                <w:rFonts w:ascii="Arial" w:hAnsi="Arial" w:cs="Arial"/>
+                                <w:b/>
+                              </w:rPr>
+                              <w:t>}</w:t>
                             </w:r>
                           </w:p>
                         </w:tc>
@@ -4973,6 +3779,7 @@
                               </w:rPr>
                               <w:t>{</w:t>
                             </w:r>
+                            <w:proofErr w:type="spellStart"/>
                             <w:r>
                               <w:rPr>
                                 <w:rFonts w:ascii="Arial" w:hAnsi="Arial" w:cs="Arial"/>
@@ -4980,6 +3787,7 @@
                               </w:rPr>
                               <w:t>businessLocation</w:t>
                             </w:r>
+                            <w:proofErr w:type="spellEnd"/>
                             <w:r>
                               <w:rPr>
                                 <w:rFonts w:ascii="Arial" w:hAnsi="Arial" w:cs="Arial"/>
@@ -5050,8 +3858,6 @@
                           <w:u w:val="single"/>
                         </w:rPr>
                       </w:pPr>
-                      <w:bookmarkStart w:id="1" w:name="_GoBack"/>
-                      <w:bookmarkEnd w:id="1"/>
                     </w:p>
                     <w:tbl>
                       <w:tblPr>
@@ -5108,7 +3914,25 @@
                                 <w:b/>
                                 <w:sz w:val="24"/>
                               </w:rPr>
-                              <w:t>{formDateIssued}</w:t>
+                              <w:t>{</w:t>
+                            </w:r>
+                            <w:proofErr w:type="spellStart"/>
+                            <w:r>
+                              <w:rPr>
+                                <w:rFonts w:ascii="Arial" w:hAnsi="Arial" w:cs="Arial"/>
+                                <w:b/>
+                                <w:sz w:val="24"/>
+                              </w:rPr>
+                              <w:t>formDateIssued</w:t>
+                            </w:r>
+                            <w:proofErr w:type="spellEnd"/>
+                            <w:r>
+                              <w:rPr>
+                                <w:rFonts w:ascii="Arial" w:hAnsi="Arial" w:cs="Arial"/>
+                                <w:b/>
+                                <w:sz w:val="24"/>
+                              </w:rPr>
+                              <w:t>}</w:t>
                             </w:r>
                           </w:p>
                         </w:tc>
@@ -5159,6 +3983,7 @@
                               </w:rPr>
                               <w:t>{</w:t>
                             </w:r>
+                            <w:proofErr w:type="spellStart"/>
                             <w:r>
                               <w:rPr>
                                 <w:rFonts w:ascii="Arial" w:hAnsi="Arial" w:cs="Arial"/>
@@ -5167,6 +3992,7 @@
                               </w:rPr>
                               <w:t>expirationDate</w:t>
                             </w:r>
+                            <w:proofErr w:type="spellEnd"/>
                             <w:r>
                               <w:rPr>
                                 <w:rFonts w:ascii="Arial" w:hAnsi="Arial" w:cs="Arial"/>
@@ -5222,7 +4048,25 @@
                                 <w:b/>
                                 <w:sz w:val="24"/>
                               </w:rPr>
-                              <w:t>{CTCNo}</w:t>
+                              <w:t>{</w:t>
+                            </w:r>
+                            <w:proofErr w:type="spellStart"/>
+                            <w:r>
+                              <w:rPr>
+                                <w:rFonts w:ascii="Arial" w:hAnsi="Arial" w:cs="Arial"/>
+                                <w:b/>
+                                <w:sz w:val="24"/>
+                              </w:rPr>
+                              <w:t>CTCNo</w:t>
+                            </w:r>
+                            <w:proofErr w:type="spellEnd"/>
+                            <w:r>
+                              <w:rPr>
+                                <w:rFonts w:ascii="Arial" w:hAnsi="Arial" w:cs="Arial"/>
+                                <w:b/>
+                                <w:sz w:val="24"/>
+                              </w:rPr>
+                              <w:t>}</w:t>
                             </w:r>
                           </w:p>
                         </w:tc>
@@ -5271,8 +4115,18 @@
                                 <w:b/>
                                 <w:sz w:val="24"/>
                               </w:rPr>
-                              <w:t>{dateIssued</w:t>
-                            </w:r>
+                              <w:t>{</w:t>
+                            </w:r>
+                            <w:proofErr w:type="spellStart"/>
+                            <w:r>
+                              <w:rPr>
+                                <w:rFonts w:ascii="Arial" w:hAnsi="Arial" w:cs="Arial"/>
+                                <w:b/>
+                                <w:sz w:val="24"/>
+                              </w:rPr>
+                              <w:t>dateIssued</w:t>
+                            </w:r>
+                            <w:proofErr w:type="spellEnd"/>
                             <w:r>
                               <w:rPr>
                                 <w:rFonts w:ascii="Arial" w:hAnsi="Arial" w:cs="Arial"/>
@@ -5328,7 +4182,25 @@
                                 <w:b/>
                                 <w:sz w:val="24"/>
                               </w:rPr>
-                              <w:t>{placeIssued}</w:t>
+                              <w:t>{</w:t>
+                            </w:r>
+                            <w:proofErr w:type="spellStart"/>
+                            <w:r>
+                              <w:rPr>
+                                <w:rFonts w:ascii="Arial" w:hAnsi="Arial" w:cs="Arial"/>
+                                <w:b/>
+                                <w:sz w:val="24"/>
+                              </w:rPr>
+                              <w:t>placeIssued</w:t>
+                            </w:r>
+                            <w:proofErr w:type="spellEnd"/>
+                            <w:r>
+                              <w:rPr>
+                                <w:rFonts w:ascii="Arial" w:hAnsi="Arial" w:cs="Arial"/>
+                                <w:b/>
+                                <w:sz w:val="24"/>
+                              </w:rPr>
+                              <w:t>}</w:t>
                             </w:r>
                           </w:p>
                         </w:tc>
@@ -5377,7 +4249,25 @@
                                 <w:b/>
                                 <w:sz w:val="24"/>
                               </w:rPr>
-                              <w:t>{ORNo}</w:t>
+                              <w:t>{</w:t>
+                            </w:r>
+                            <w:proofErr w:type="spellStart"/>
+                            <w:r>
+                              <w:rPr>
+                                <w:rFonts w:ascii="Arial" w:hAnsi="Arial" w:cs="Arial"/>
+                                <w:b/>
+                                <w:sz w:val="24"/>
+                              </w:rPr>
+                              <w:t>ORNo</w:t>
+                            </w:r>
+                            <w:proofErr w:type="spellEnd"/>
+                            <w:r>
+                              <w:rPr>
+                                <w:rFonts w:ascii="Arial" w:hAnsi="Arial" w:cs="Arial"/>
+                                <w:b/>
+                                <w:sz w:val="24"/>
+                              </w:rPr>
+                              <w:t>}</w:t>
                             </w:r>
                           </w:p>
                         </w:tc>
@@ -5445,12 +4335,14 @@
                                 <w:rFonts w:ascii="Arial" w:hAnsi="Arial" w:cs="Arial"/>
                               </w:rPr>
                             </w:pPr>
+                            <w:proofErr w:type="spellStart"/>
                             <w:r>
                               <w:rPr>
                                 <w:rFonts w:ascii="Arial" w:hAnsi="Arial" w:cs="Arial"/>
                               </w:rPr>
                               <w:t>FormNo</w:t>
                             </w:r>
+                            <w:proofErr w:type="spellEnd"/>
                           </w:p>
                         </w:tc>
                         <w:tc>
@@ -5472,7 +4364,25 @@
                                 <w:b/>
                                 <w:sz w:val="24"/>
                               </w:rPr>
-                              <w:t>{formNumber}</w:t>
+                              <w:t>{</w:t>
+                            </w:r>
+                            <w:proofErr w:type="spellStart"/>
+                            <w:r>
+                              <w:rPr>
+                                <w:rFonts w:ascii="Arial" w:hAnsi="Arial" w:cs="Arial"/>
+                                <w:b/>
+                                <w:sz w:val="24"/>
+                              </w:rPr>
+                              <w:t>formNumber</w:t>
+                            </w:r>
+                            <w:proofErr w:type="spellEnd"/>
+                            <w:r>
+                              <w:rPr>
+                                <w:rFonts w:ascii="Arial" w:hAnsi="Arial" w:cs="Arial"/>
+                                <w:b/>
+                                <w:sz w:val="24"/>
+                              </w:rPr>
+                              <w:t>}</w:t>
                             </w:r>
                           </w:p>
                         </w:tc>
@@ -5623,77 +4533,6 @@
           <w:lang w:eastAsia="en-GB"/>
         </w:rPr>
         <w:drawing>
-          <wp:anchor distT="0" distB="0" distL="114300" distR="114300" simplePos="0" relativeHeight="251640828" behindDoc="0" locked="0" layoutInCell="1" allowOverlap="1" wp14:anchorId="15E275F0" wp14:editId="2BD3387A">
-            <wp:simplePos x="0" y="0"/>
-            <wp:positionH relativeFrom="margin">
-              <wp:align>center</wp:align>
-            </wp:positionH>
-            <wp:positionV relativeFrom="paragraph">
-              <wp:posOffset>6912907</wp:posOffset>
-            </wp:positionV>
-            <wp:extent cx="1068779" cy="1651175"/>
-            <wp:effectExtent l="0" t="0" r="0" b="6350"/>
-            <wp:wrapNone/>
-            <wp:docPr id="7" name="Picture 7" descr="C:\Users\kobe_work\Downloads\544894f1-189a-4faa-be90-f99b38be967f-removebg-preview.png"/>
-            <wp:cNvGraphicFramePr>
-              <a:graphicFrameLocks xmlns:a="http://schemas.openxmlformats.org/drawingml/2006/main" noChangeAspect="1"/>
-            </wp:cNvGraphicFramePr>
-            <a:graphic xmlns:a="http://schemas.openxmlformats.org/drawingml/2006/main">
-              <a:graphicData uri="http://schemas.openxmlformats.org/drawingml/2006/picture">
-                <pic:pic xmlns:pic="http://schemas.openxmlformats.org/drawingml/2006/picture">
-                  <pic:nvPicPr>
-                    <pic:cNvPr id="0" name="Picture 3" descr="C:\Users\kobe_work\Downloads\544894f1-189a-4faa-be90-f99b38be967f-removebg-preview.png"/>
-                    <pic:cNvPicPr>
-                      <a:picLocks noChangeAspect="1" noChangeArrowheads="1"/>
-                    </pic:cNvPicPr>
-                  </pic:nvPicPr>
-                  <pic:blipFill rotWithShape="1">
-                    <a:blip r:embed="rId9" cstate="print">
-                      <a:extLst>
-                        <a:ext uri="{28A0092B-C50C-407E-A947-70E740481C1C}">
-                          <a14:useLocalDpi xmlns:a14="http://schemas.microsoft.com/office/drawing/2010/main" val="0"/>
-                        </a:ext>
-                      </a:extLst>
-                    </a:blip>
-                    <a:srcRect l="19922" r="10362" b="15401"/>
-                    <a:stretch/>
-                  </pic:blipFill>
-                  <pic:spPr bwMode="auto">
-                    <a:xfrm>
-                      <a:off x="0" y="0"/>
-                      <a:ext cx="1068779" cy="1651175"/>
-                    </a:xfrm>
-                    <a:prstGeom prst="rect">
-                      <a:avLst/>
-                    </a:prstGeom>
-                    <a:noFill/>
-                    <a:ln>
-                      <a:noFill/>
-                    </a:ln>
-                    <a:extLst>
-                      <a:ext uri="{53640926-AAD7-44D8-BBD7-CCE9431645EC}">
-                        <a14:shadowObscured xmlns:a14="http://schemas.microsoft.com/office/drawing/2010/main"/>
-                      </a:ext>
-                    </a:extLst>
-                  </pic:spPr>
-                </pic:pic>
-              </a:graphicData>
-            </a:graphic>
-            <wp14:sizeRelH relativeFrom="margin">
-              <wp14:pctWidth>0</wp14:pctWidth>
-            </wp14:sizeRelH>
-            <wp14:sizeRelV relativeFrom="margin">
-              <wp14:pctHeight>0</wp14:pctHeight>
-            </wp14:sizeRelV>
-          </wp:anchor>
-        </w:drawing>
-      </w:r>
-      <w:r>
-        <w:rPr>
-          <w:noProof/>
-          <w:lang w:eastAsia="en-GB"/>
-        </w:rPr>
-        <w:drawing>
           <wp:anchor distT="0" distB="0" distL="114300" distR="114300" simplePos="0" relativeHeight="251657216" behindDoc="1" locked="0" layoutInCell="1" allowOverlap="1" wp14:anchorId="54817898" wp14:editId="05FC3697">
             <wp:simplePos x="0" y="0"/>
             <wp:positionH relativeFrom="page">
@@ -5719,7 +4558,7 @@
                     </pic:cNvPicPr>
                   </pic:nvPicPr>
                   <pic:blipFill rotWithShape="1">
-                    <a:blip r:embed="rId8" cstate="print">
+                    <a:blip r:embed="rId7" cstate="print">
                       <a:extLst>
                         <a:ext uri="{28A0092B-C50C-407E-A947-70E740481C1C}">
                           <a14:useLocalDpi xmlns:a14="http://schemas.microsoft.com/office/drawing/2010/main" val="0"/>
@@ -5759,262 +4598,14 @@
           </wp:anchor>
         </w:drawing>
       </w:r>
-      <w:r>
-        <w:rPr>
-          <w:noProof/>
-          <w:lang w:eastAsia="en-GB"/>
-        </w:rPr>
-        <mc:AlternateContent>
-          <mc:Choice Requires="wps">
-            <w:drawing>
-              <wp:anchor distT="45720" distB="45720" distL="114300" distR="114300" simplePos="0" relativeHeight="251656192" behindDoc="0" locked="0" layoutInCell="1" allowOverlap="1" wp14:anchorId="4EFEF4E5" wp14:editId="2605D45A">
-                <wp:simplePos x="0" y="0"/>
-                <wp:positionH relativeFrom="margin">
-                  <wp:align>center</wp:align>
-                </wp:positionH>
-                <wp:positionV relativeFrom="paragraph">
-                  <wp:posOffset>8059183</wp:posOffset>
-                </wp:positionV>
-                <wp:extent cx="4298950" cy="1276710"/>
-                <wp:effectExtent l="0" t="0" r="0" b="0"/>
-                <wp:wrapNone/>
-                <wp:docPr id="33" name="Text Box 2"/>
-                <wp:cNvGraphicFramePr>
-                  <a:graphicFrameLocks xmlns:a="http://schemas.openxmlformats.org/drawingml/2006/main"/>
-                </wp:cNvGraphicFramePr>
-                <a:graphic xmlns:a="http://schemas.openxmlformats.org/drawingml/2006/main">
-                  <a:graphicData uri="http://schemas.microsoft.com/office/word/2010/wordprocessingShape">
-                    <wps:wsp>
-                      <wps:cNvSpPr txBox="1">
-                        <a:spLocks noChangeArrowheads="1"/>
-                      </wps:cNvSpPr>
-                      <wps:spPr bwMode="auto">
-                        <a:xfrm>
-                          <a:off x="0" y="0"/>
-                          <a:ext cx="4298950" cy="1276710"/>
-                        </a:xfrm>
-                        <a:prstGeom prst="rect">
-                          <a:avLst/>
-                        </a:prstGeom>
-                        <a:noFill/>
-                        <a:ln w="9525">
-                          <a:noFill/>
-                          <a:miter lim="800000"/>
-                          <a:headEnd/>
-                          <a:tailEnd/>
-                        </a:ln>
-                      </wps:spPr>
-                      <wps:txbx>
-                        <w:txbxContent>
-                          <w:p>
-                            <w:pPr>
-                              <w:spacing w:after="0" w:line="240" w:lineRule="auto"/>
-                              <w:jc w:val="center"/>
-                              <w:rPr>
-                                <w:rFonts w:ascii="Arial" w:eastAsia="Adobe Gothic Std B" w:hAnsi="Arial" w:cs="Arial"/>
-                                <w:color w:val="000000" w:themeColor="text1"/>
-                                <w:sz w:val="24"/>
-                                <w14:shadow w14:blurRad="38100" w14:dist="19050" w14:dir="2700000" w14:sx="100000" w14:sy="100000" w14:kx="0" w14:ky="0" w14:algn="tl">
-                                  <w14:schemeClr w14:val="dk1">
-                                    <w14:alpha w14:val="60000"/>
-                                  </w14:schemeClr>
-                                </w14:shadow>
-                                <w14:textOutline w14:w="0" w14:cap="flat" w14:cmpd="sng" w14:algn="ctr">
-                                  <w14:noFill/>
-                                  <w14:prstDash w14:val="solid"/>
-                                  <w14:round/>
-                                </w14:textOutline>
-                              </w:rPr>
-                            </w:pPr>
-                            <w:r>
-                              <w:rPr>
-                                <w:rFonts w:ascii="Arial" w:eastAsia="Adobe Gothic Std B" w:hAnsi="Arial" w:cs="Arial"/>
-                                <w:color w:val="000000" w:themeColor="text1"/>
-                                <w:sz w:val="24"/>
-                                <w14:shadow w14:blurRad="38100" w14:dist="19050" w14:dir="2700000" w14:sx="100000" w14:sy="100000" w14:kx="0" w14:ky="0" w14:algn="tl">
-                                  <w14:schemeClr w14:val="dk1">
-                                    <w14:alpha w14:val="60000"/>
-                                  </w14:schemeClr>
-                                </w14:shadow>
-                                <w14:textOutline w14:w="0" w14:cap="flat" w14:cmpd="sng" w14:algn="ctr">
-                                  <w14:noFill/>
-                                  <w14:prstDash w14:val="solid"/>
-                                  <w14:round/>
-                                </w14:textOutline>
-                              </w:rPr>
-                              <w:t>GERARDO S. CRUZ</w:t>
-                            </w:r>
-                          </w:p>
-                          <w:p>
-                            <w:pPr>
-                              <w:spacing w:after="0" w:line="240" w:lineRule="auto"/>
-                              <w:jc w:val="center"/>
-                              <w:rPr>
-                                <w:rFonts w:ascii="Arial" w:eastAsia="Adobe Gothic Std B" w:hAnsi="Arial" w:cs="Arial"/>
-                                <w:color w:val="000000" w:themeColor="text1"/>
-                                <w14:shadow w14:blurRad="38100" w14:dist="19050" w14:dir="2700000" w14:sx="100000" w14:sy="100000" w14:kx="0" w14:ky="0" w14:algn="tl">
-                                  <w14:schemeClr w14:val="dk1">
-                                    <w14:alpha w14:val="60000"/>
-                                  </w14:schemeClr>
-                                </w14:shadow>
-                                <w14:textOutline w14:w="0" w14:cap="flat" w14:cmpd="sng" w14:algn="ctr">
-                                  <w14:noFill/>
-                                  <w14:prstDash w14:val="solid"/>
-                                  <w14:round/>
-                                </w14:textOutline>
-                              </w:rPr>
-                            </w:pPr>
-                            <w:r>
-                              <w:rPr>
-                                <w:rFonts w:ascii="Arial" w:eastAsia="Adobe Gothic Std B" w:hAnsi="Arial" w:cs="Arial"/>
-                                <w:color w:val="000000" w:themeColor="text1"/>
-                                <w14:shadow w14:blurRad="38100" w14:dist="19050" w14:dir="2700000" w14:sx="100000" w14:sy="100000" w14:kx="0" w14:ky="0" w14:algn="tl">
-                                  <w14:schemeClr w14:val="dk1">
-                                    <w14:alpha w14:val="60000"/>
-                                  </w14:schemeClr>
-                                </w14:shadow>
-                                <w14:textOutline w14:w="0" w14:cap="flat" w14:cmpd="sng" w14:algn="ctr">
-                                  <w14:noFill/>
-                                  <w14:prstDash w14:val="solid"/>
-                                  <w14:round/>
-                                </w14:textOutline>
-                              </w:rPr>
-                              <w:t>Punong Barangay</w:t>
-                            </w:r>
-                          </w:p>
-                        </w:txbxContent>
-                      </wps:txbx>
-                      <wps:bodyPr rot="0" vert="horz" wrap="square" lIns="91440" tIns="45720" rIns="91440" bIns="45720" anchor="t" anchorCtr="0">
-                        <a:noAutofit/>
-                      </wps:bodyPr>
-                    </wps:wsp>
-                  </a:graphicData>
-                </a:graphic>
-                <wp14:sizeRelH relativeFrom="margin">
-                  <wp14:pctWidth>0</wp14:pctWidth>
-                </wp14:sizeRelH>
-                <wp14:sizeRelV relativeFrom="margin">
-                  <wp14:pctHeight>0</wp14:pctHeight>
-                </wp14:sizeRelV>
-              </wp:anchor>
-            </w:drawing>
-          </mc:Choice>
-          <mc:Fallback>
-            <w:pict>
-              <v:shape w14:anchorId="4EFEF4E5" id="_x0000_s1039" type="#_x0000_t202" style="position:absolute;margin-left:0;margin-top:634.6pt;width:338.5pt;height:100.55pt;z-index:251656192;visibility:visible;mso-wrap-style:square;mso-width-percent:0;mso-height-percent:0;mso-wrap-distance-left:9pt;mso-wrap-distance-top:3.6pt;mso-wrap-distance-right:9pt;mso-wrap-distance-bottom:3.6pt;mso-position-horizontal:center;mso-position-horizontal-relative:margin;mso-position-vertical:absolute;mso-position-vertical-relative:text;mso-width-percent:0;mso-height-percent:0;mso-width-relative:margin;mso-height-relative:margin;v-text-anchor:top" o:gfxdata="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" filled="f" stroked="f">
-                <v:textbox>
-                  <w:txbxContent>
-                    <w:p>
-                      <w:pPr>
-                        <w:spacing w:after="0" w:line="240" w:lineRule="auto"/>
-                        <w:jc w:val="center"/>
-                        <w:rPr>
-                          <w:rFonts w:ascii="Arial" w:eastAsia="Adobe Gothic Std B" w:hAnsi="Arial" w:cs="Arial"/>
-                          <w:color w:val="000000" w:themeColor="text1"/>
-                          <w:sz w:val="24"/>
-                          <w14:shadow w14:blurRad="38100" w14:dist="19050" w14:dir="2700000" w14:sx="100000" w14:sy="100000" w14:kx="0" w14:ky="0" w14:algn="tl">
-                            <w14:schemeClr w14:val="dk1">
-                              <w14:alpha w14:val="60000"/>
-                            </w14:schemeClr>
-                          </w14:shadow>
-                          <w14:textOutline w14:w="0" w14:cap="flat" w14:cmpd="sng" w14:algn="ctr">
-                            <w14:noFill/>
-                            <w14:prstDash w14:val="solid"/>
-                            <w14:round/>
-                          </w14:textOutline>
-                        </w:rPr>
-                      </w:pPr>
-                      <w:r>
-                        <w:rPr>
-                          <w:rFonts w:ascii="Arial" w:eastAsia="Adobe Gothic Std B" w:hAnsi="Arial" w:cs="Arial"/>
-                          <w:color w:val="000000" w:themeColor="text1"/>
-                          <w:sz w:val="24"/>
-                          <w14:shadow w14:blurRad="38100" w14:dist="19050" w14:dir="2700000" w14:sx="100000" w14:sy="100000" w14:kx="0" w14:ky="0" w14:algn="tl">
-                            <w14:schemeClr w14:val="dk1">
-                              <w14:alpha w14:val="60000"/>
-                            </w14:schemeClr>
-                          </w14:shadow>
-                          <w14:textOutline w14:w="0" w14:cap="flat" w14:cmpd="sng" w14:algn="ctr">
-                            <w14:noFill/>
-                            <w14:prstDash w14:val="solid"/>
-                            <w14:round/>
-                          </w14:textOutline>
-                        </w:rPr>
-                        <w:t>GERARDO S. CRUZ</w:t>
-                      </w:r>
-                    </w:p>
-                    <w:p>
-                      <w:pPr>
-                        <w:spacing w:after="0" w:line="240" w:lineRule="auto"/>
-                        <w:jc w:val="center"/>
-                        <w:rPr>
-                          <w:rFonts w:ascii="Arial" w:eastAsia="Adobe Gothic Std B" w:hAnsi="Arial" w:cs="Arial"/>
-                          <w:color w:val="000000" w:themeColor="text1"/>
-                          <w14:shadow w14:blurRad="38100" w14:dist="19050" w14:dir="2700000" w14:sx="100000" w14:sy="100000" w14:kx="0" w14:ky="0" w14:algn="tl">
-                            <w14:schemeClr w14:val="dk1">
-                              <w14:alpha w14:val="60000"/>
-                            </w14:schemeClr>
-                          </w14:shadow>
-                          <w14:textOutline w14:w="0" w14:cap="flat" w14:cmpd="sng" w14:algn="ctr">
-                            <w14:noFill/>
-                            <w14:prstDash w14:val="solid"/>
-                            <w14:round/>
-                          </w14:textOutline>
-                        </w:rPr>
-                      </w:pPr>
-                      <w:proofErr w:type="spellStart"/>
-                      <w:r>
-                        <w:rPr>
-                          <w:rFonts w:ascii="Arial" w:eastAsia="Adobe Gothic Std B" w:hAnsi="Arial" w:cs="Arial"/>
-                          <w:color w:val="000000" w:themeColor="text1"/>
-                          <w14:shadow w14:blurRad="38100" w14:dist="19050" w14:dir="2700000" w14:sx="100000" w14:sy="100000" w14:kx="0" w14:ky="0" w14:algn="tl">
-                            <w14:schemeClr w14:val="dk1">
-                              <w14:alpha w14:val="60000"/>
-                            </w14:schemeClr>
-                          </w14:shadow>
-                          <w14:textOutline w14:w="0" w14:cap="flat" w14:cmpd="sng" w14:algn="ctr">
-                            <w14:noFill/>
-                            <w14:prstDash w14:val="solid"/>
-                            <w14:round/>
-                          </w14:textOutline>
-                        </w:rPr>
-                        <w:t>Punong</w:t>
-                      </w:r>
-                      <w:proofErr w:type="spellEnd"/>
-                      <w:r>
-                        <w:rPr>
-                          <w:rFonts w:ascii="Arial" w:eastAsia="Adobe Gothic Std B" w:hAnsi="Arial" w:cs="Arial"/>
-                          <w:color w:val="000000" w:themeColor="text1"/>
-                          <w14:shadow w14:blurRad="38100" w14:dist="19050" w14:dir="2700000" w14:sx="100000" w14:sy="100000" w14:kx="0" w14:ky="0" w14:algn="tl">
-                            <w14:schemeClr w14:val="dk1">
-                              <w14:alpha w14:val="60000"/>
-                            </w14:schemeClr>
-                          </w14:shadow>
-                          <w14:textOutline w14:w="0" w14:cap="flat" w14:cmpd="sng" w14:algn="ctr">
-                            <w14:noFill/>
-                            <w14:prstDash w14:val="solid"/>
-                            <w14:round/>
-                          </w14:textOutline>
-                        </w:rPr>
-                        <w:t xml:space="preserve"> Barangay</w:t>
-                      </w:r>
-                    </w:p>
-                  </w:txbxContent>
-                </v:textbox>
-                <w10:wrap anchorx="margin"/>
-              </v:shape>
-            </w:pict>
-          </mc:Fallback>
-        </mc:AlternateContent>
-      </w:r>
     </w:p>
     <w:sectPr>
-      <w:headerReference w:type="even" r:id="rId11"/>
-      <w:headerReference w:type="default" r:id="rId12"/>
-      <w:footerReference w:type="even" r:id="rId13"/>
-      <w:footerReference w:type="default" r:id="rId14"/>
-      <w:headerReference w:type="first" r:id="rId15"/>
-      <w:footerReference w:type="first" r:id="rId16"/>
+      <w:headerReference w:type="even" r:id="rId10"/>
+      <w:headerReference w:type="default" r:id="rId11"/>
+      <w:footerReference w:type="even" r:id="rId12"/>
+      <w:footerReference w:type="default" r:id="rId13"/>
+      <w:headerReference w:type="first" r:id="rId14"/>
+      <w:footerReference w:type="first" r:id="rId15"/>
       <w:pgSz w:w="12242" w:h="15842"/>
       <w:pgMar w:top="720" w:right="720" w:bottom="720" w:left="720" w:header="709" w:footer="709" w:gutter="0"/>
       <w:cols w:space="708"/>
